--- a/fra/docx/007.content.docx
+++ b/fra/docx/007.content.docx
@@ -150,26 +150,6 @@
           <w:lang w:val="fr_FR" w:bidi="fr_FR"/>
         </w:rPr>
         <w:t>F</w:t>
-      </w:r>
-      <w:r>
-        <w:rPr>
-          <w:lang w:val="fr_FR" w:bidi="fr_FR"/>
-        </w:rPr>
-      </w:r>
-    </w:p>
-    <w:p>
-      <w:pPr/>
-      <w:r>
-        <w:rPr>
-          <w:lang w:val="fr_FR" w:bidi="fr_FR"/>
-        </w:rPr>
-      </w:r>
-      <w:r>
-        <w:rPr>
-          <w:i/>
-          <w:lang w:val="fr_FR" w:bidi="fr_FR"/>
-        </w:rPr>
-        <w:t>Famille, communauté et péchés sexuels, Famine, Foi et bonnes œuvres</w:t>
       </w:r>
       <w:r>
         <w:rPr>

--- a/fra/docx/007.content.docx
+++ b/fra/docx/007.content.docx
@@ -19,7 +19,7 @@
         <w:rPr>
           <w:lang w:val="fr_FR" w:bidi="fr_FR"/>
         </w:rPr>
-        <w:t>Resource: Study Notes - Themes (Tyndale)</w:t>
+        <w:t>Resource: Tyndale Open Study Notes</w:t>
       </w:r>
       <w:r>
         <w:rPr>
@@ -112,7 +112,7 @@
         <w:rPr>
           <w:lang w:val="fr_FR" w:bidi="fr_FR"/>
         </w:rPr>
-        <w:t>Study Notes - Themes (Tyndale)</w:t>
+        <w:t>Tyndale Open Study Notes</w:t>
       </w:r>
     </w:p>
     <w:p>

--- a/fra/docx/007.content.docx
+++ b/fra/docx/007.content.docx
@@ -19,7 +19,7 @@
         <w:rPr>
           <w:lang w:val="fr_FR" w:bidi="fr_FR"/>
         </w:rPr>
-        <w:t>Resource: Tyndale Open Study Notes</w:t>
+        <w:t>Resource: Aquifer Open Study Notes (Themes)</w:t>
       </w:r>
       <w:r>
         <w:rPr>
@@ -112,7 +112,7 @@
         <w:rPr>
           <w:lang w:val="fr_FR" w:bidi="fr_FR"/>
         </w:rPr>
-        <w:t>Tyndale Open Study Notes</w:t>
+        <w:t>Aquifer Open Study Notes (Themes)</w:t>
       </w:r>
     </w:p>
     <w:p>

--- a/fra/docx/007.content.docx
+++ b/fra/docx/007.content.docx
@@ -247,36 +247,24 @@
         </w:rPr>
         <w:t xml:space="preserve">Un parent et même un simple compatriote israélite pouvait être appelé « frère » (voir </w:t>
       </w:r>
-      <w:hyperlink r:id="rId13">
-        <w:r>
-          <w:rPr>
-            <w:lang w:val="fr_FR" w:bidi="fr_FR"/>
-          </w:rPr>
-          <w:rPr>
-            <w:color w:val="0000EE"/>
-            <w:u w:val="single"/>
-          </w:rPr>
-          <w:t>Dt 1.16 et</w:t>
-        </w:r>
-      </w:hyperlink>
+      <w:r>
+        <w:rPr>
+          <w:lang w:val="fr_FR" w:bidi="fr_FR"/>
+        </w:rPr>
+        <w:t>Dt 1.16 et</w:t>
+      </w:r>
       <w:r>
         <w:rPr>
           <w:lang w:val="fr_FR" w:bidi="fr_FR"/>
         </w:rPr>
         <w:t xml:space="preserve"> </w:t>
       </w:r>
-      <w:hyperlink r:id="rId14">
-        <w:r>
-          <w:rPr>
-            <w:lang w:val="fr_FR" w:bidi="fr_FR"/>
-          </w:rPr>
-          <w:rPr>
-            <w:color w:val="0000EE"/>
-            <w:u w:val="single"/>
-          </w:rPr>
-          <w:t xml:space="preserve">3.18). </w:t>
-        </w:r>
-      </w:hyperlink>
+      <w:r>
+        <w:rPr>
+          <w:lang w:val="fr_FR" w:bidi="fr_FR"/>
+        </w:rPr>
+        <w:t xml:space="preserve">3.18). </w:t>
+      </w:r>
       <w:r>
         <w:rPr>
           <w:lang w:val="fr_FR" w:bidi="fr_FR"/>
@@ -297,18 +285,12 @@
         </w:rPr>
         <w:t xml:space="preserve">Malgré les liens familiaux proches et les mariages entre membres d'une même tribu, Dieu a interdit et condamne au plus haut point les péchés sexuels entre membres d'une même famille (voir </w:t>
       </w:r>
-      <w:hyperlink r:id="rId15">
-        <w:r>
-          <w:rPr>
-            <w:lang w:val="fr_FR" w:bidi="fr_FR"/>
-          </w:rPr>
-          <w:rPr>
-            <w:color w:val="0000EE"/>
-            <w:u w:val="single"/>
-          </w:rPr>
-          <w:t>Lv 18.6–23</w:t>
-        </w:r>
-      </w:hyperlink>
+      <w:r>
+        <w:rPr>
+          <w:lang w:val="fr_FR" w:bidi="fr_FR"/>
+        </w:rPr>
+        <w:t>Lv 18.6–23</w:t>
+      </w:r>
       <w:r>
         <w:rPr>
           <w:lang w:val="fr_FR" w:bidi="fr_FR"/>
@@ -343,144 +325,96 @@
         </w:rPr>
         <w:t xml:space="preserve">Les péchés sexuels, même ceux auxquels les deux personnes consentent, ne sont pas sans victimes. Aujourd'hui comme aux temps anciens, des enfants sont abandonnés ou avortés par des adultes qui ont des relations sexuelles en dehors du mariage. Parfois, les enfants sont élevés par un seul parent qui ne voulait pas les avoir. Ils peuvent être maltraités. Des femmes sont réduites à l'esclavage pour servir de prostituées. Elles sont enlevées à leurs familles et ne peuvent pas avoir de vraie famille elles-mêmes. Les hommes qui les utilisent se chargent d'un très grand péché. L'AT et le NT condamnent donc tous les deux les péchés sexuels et l'immoralité (voir notamment </w:t>
       </w:r>
-      <w:hyperlink r:id="rId16">
-        <w:r>
-          <w:rPr>
-            <w:lang w:val="fr_FR" w:bidi="fr_FR"/>
-          </w:rPr>
-          <w:rPr>
-            <w:color w:val="0000EE"/>
-            <w:u w:val="single"/>
-          </w:rPr>
-          <w:t>1Co 5.1–2</w:t>
-        </w:r>
-      </w:hyperlink>
-      <w:r>
-        <w:rPr>
-          <w:lang w:val="fr_FR" w:bidi="fr_FR"/>
-        </w:rPr>
-        <w:t xml:space="preserve"> ; </w:t>
-      </w:r>
-      <w:hyperlink r:id="rId17">
-        <w:r>
-          <w:rPr>
-            <w:lang w:val="fr_FR" w:bidi="fr_FR"/>
-          </w:rPr>
-          <w:rPr>
-            <w:color w:val="0000EE"/>
-            <w:u w:val="single"/>
-          </w:rPr>
-          <w:t>6.13–20</w:t>
-        </w:r>
-      </w:hyperlink>
-      <w:r>
-        <w:rPr>
-          <w:lang w:val="fr_FR" w:bidi="fr_FR"/>
-        </w:rPr>
-        <w:t xml:space="preserve"> ; </w:t>
-      </w:r>
-      <w:hyperlink r:id="rId18">
-        <w:r>
-          <w:rPr>
-            <w:lang w:val="fr_FR" w:bidi="fr_FR"/>
-          </w:rPr>
-          <w:rPr>
-            <w:color w:val="0000EE"/>
-            <w:u w:val="single"/>
-          </w:rPr>
-          <w:t>7.2</w:t>
-        </w:r>
-      </w:hyperlink>
-      <w:r>
-        <w:rPr>
-          <w:lang w:val="fr_FR" w:bidi="fr_FR"/>
-        </w:rPr>
-        <w:t xml:space="preserve"> ; </w:t>
-      </w:r>
-      <w:hyperlink r:id="rId19">
-        <w:r>
-          <w:rPr>
-            <w:lang w:val="fr_FR" w:bidi="fr_FR"/>
-          </w:rPr>
-          <w:rPr>
-            <w:color w:val="0000EE"/>
-            <w:u w:val="single"/>
-          </w:rPr>
-          <w:t>Ga 5.19–21</w:t>
-        </w:r>
-      </w:hyperlink>
-      <w:r>
-        <w:rPr>
-          <w:lang w:val="fr_FR" w:bidi="fr_FR"/>
-        </w:rPr>
-        <w:t xml:space="preserve"> ; </w:t>
-      </w:r>
-      <w:hyperlink r:id="rId20">
-        <w:r>
-          <w:rPr>
-            <w:lang w:val="fr_FR" w:bidi="fr_FR"/>
-          </w:rPr>
-          <w:rPr>
-            <w:color w:val="0000EE"/>
-            <w:u w:val="single"/>
-          </w:rPr>
-          <w:t>Ep 5.3</w:t>
-        </w:r>
-      </w:hyperlink>
-      <w:r>
-        <w:rPr>
-          <w:lang w:val="fr_FR" w:bidi="fr_FR"/>
-        </w:rPr>
-        <w:t xml:space="preserve"> ; </w:t>
-      </w:r>
-      <w:hyperlink r:id="rId21">
-        <w:r>
-          <w:rPr>
-            <w:lang w:val="fr_FR" w:bidi="fr_FR"/>
-          </w:rPr>
-          <w:rPr>
-            <w:color w:val="0000EE"/>
-            <w:u w:val="single"/>
-          </w:rPr>
-          <w:t>Jd 1.7</w:t>
-        </w:r>
-      </w:hyperlink>
-      <w:r>
-        <w:rPr>
-          <w:lang w:val="fr_FR" w:bidi="fr_FR"/>
-        </w:rPr>
-        <w:t xml:space="preserve"> ; </w:t>
-      </w:r>
-      <w:hyperlink r:id="rId22">
-        <w:r>
-          <w:rPr>
-            <w:lang w:val="fr_FR" w:bidi="fr_FR"/>
-          </w:rPr>
-          <w:rPr>
-            <w:color w:val="0000EE"/>
-            <w:u w:val="single"/>
-          </w:rPr>
-          <w:t>Ap 2.14–16</w:t>
-        </w:r>
-      </w:hyperlink>
+      <w:r>
+        <w:rPr>
+          <w:lang w:val="fr_FR" w:bidi="fr_FR"/>
+        </w:rPr>
+        <w:t>1Co 5.1–2</w:t>
+      </w:r>
+      <w:r>
+        <w:rPr>
+          <w:lang w:val="fr_FR" w:bidi="fr_FR"/>
+        </w:rPr>
+        <w:t xml:space="preserve"> ; </w:t>
+      </w:r>
+      <w:r>
+        <w:rPr>
+          <w:lang w:val="fr_FR" w:bidi="fr_FR"/>
+        </w:rPr>
+        <w:t>6.13–20</w:t>
+      </w:r>
+      <w:r>
+        <w:rPr>
+          <w:lang w:val="fr_FR" w:bidi="fr_FR"/>
+        </w:rPr>
+        <w:t xml:space="preserve"> ; </w:t>
+      </w:r>
+      <w:r>
+        <w:rPr>
+          <w:lang w:val="fr_FR" w:bidi="fr_FR"/>
+        </w:rPr>
+        <w:t>7.2</w:t>
+      </w:r>
+      <w:r>
+        <w:rPr>
+          <w:lang w:val="fr_FR" w:bidi="fr_FR"/>
+        </w:rPr>
+        <w:t xml:space="preserve"> ; </w:t>
+      </w:r>
+      <w:r>
+        <w:rPr>
+          <w:lang w:val="fr_FR" w:bidi="fr_FR"/>
+        </w:rPr>
+        <w:t>Ga 5.19–21</w:t>
+      </w:r>
+      <w:r>
+        <w:rPr>
+          <w:lang w:val="fr_FR" w:bidi="fr_FR"/>
+        </w:rPr>
+        <w:t xml:space="preserve"> ; </w:t>
+      </w:r>
+      <w:r>
+        <w:rPr>
+          <w:lang w:val="fr_FR" w:bidi="fr_FR"/>
+        </w:rPr>
+        <w:t>Ep 5.3</w:t>
+      </w:r>
+      <w:r>
+        <w:rPr>
+          <w:lang w:val="fr_FR" w:bidi="fr_FR"/>
+        </w:rPr>
+        <w:t xml:space="preserve"> ; </w:t>
+      </w:r>
+      <w:r>
+        <w:rPr>
+          <w:lang w:val="fr_FR" w:bidi="fr_FR"/>
+        </w:rPr>
+        <w:t>Jd 1.7</w:t>
+      </w:r>
+      <w:r>
+        <w:rPr>
+          <w:lang w:val="fr_FR" w:bidi="fr_FR"/>
+        </w:rPr>
+        <w:t xml:space="preserve"> ; </w:t>
+      </w:r>
+      <w:r>
+        <w:rPr>
+          <w:lang w:val="fr_FR" w:bidi="fr_FR"/>
+        </w:rPr>
+        <w:t>Ap 2.14–16</w:t>
+      </w:r>
       <w:r>
         <w:rPr>
           <w:lang w:val="fr_FR" w:bidi="fr_FR"/>
         </w:rPr>
         <w:t xml:space="preserve">, </w:t>
       </w:r>
-      <w:hyperlink r:id="rId23">
-        <w:r>
-          <w:rPr>
-            <w:lang w:val="fr_FR" w:bidi="fr_FR"/>
-          </w:rPr>
-          <w:rPr>
-            <w:color w:val="0000EE"/>
-            <w:u w:val="single"/>
-          </w:rPr>
-          <w:t>20</w:t>
-        </w:r>
-      </w:hyperlink>
+      <w:r>
+        <w:rPr>
+          <w:lang w:val="fr_FR" w:bidi="fr_FR"/>
+        </w:rPr>
+        <w:t>20</w:t>
+      </w:r>
       <w:r>
         <w:rPr>
           <w:lang w:val="fr_FR" w:bidi="fr_FR"/>
@@ -510,270 +444,180 @@
           <w:lang w:val="fr_FR" w:bidi="fr_FR"/>
         </w:rPr>
       </w:r>
-      <w:hyperlink r:id="rId24">
-        <w:r>
-          <w:rPr>
-            <w:lang w:val="fr_FR" w:bidi="fr_FR"/>
-          </w:rPr>
-          <w:rPr>
-            <w:color w:val="0000EE"/>
-            <w:u w:val="single"/>
-          </w:rPr>
-          <w:t>Genèse 19.30–38</w:t>
-        </w:r>
-      </w:hyperlink>
-      <w:r>
-        <w:rPr>
-          <w:lang w:val="fr_FR" w:bidi="fr_FR"/>
-        </w:rPr>
-        <w:t xml:space="preserve"> ; </w:t>
-      </w:r>
-      <w:hyperlink r:id="rId25">
-        <w:r>
-          <w:rPr>
-            <w:lang w:val="fr_FR" w:bidi="fr_FR"/>
-          </w:rPr>
-          <w:rPr>
-            <w:color w:val="0000EE"/>
-            <w:u w:val="single"/>
-          </w:rPr>
-          <w:t>49.3–4</w:t>
-        </w:r>
-      </w:hyperlink>
-      <w:r>
-        <w:rPr>
-          <w:lang w:val="fr_FR" w:bidi="fr_FR"/>
-        </w:rPr>
-        <w:t xml:space="preserve"> ; </w:t>
-      </w:r>
-      <w:hyperlink r:id="rId26">
-        <w:r>
-          <w:rPr>
-            <w:lang w:val="fr_FR" w:bidi="fr_FR"/>
-          </w:rPr>
-          <w:rPr>
-            <w:color w:val="0000EE"/>
-            <w:u w:val="single"/>
-          </w:rPr>
-          <w:t>Lévitique 18.6–30</w:t>
-        </w:r>
-      </w:hyperlink>
-      <w:r>
-        <w:rPr>
-          <w:lang w:val="fr_FR" w:bidi="fr_FR"/>
-        </w:rPr>
-        <w:t xml:space="preserve"> ; </w:t>
-      </w:r>
-      <w:hyperlink r:id="rId27">
-        <w:r>
-          <w:rPr>
-            <w:lang w:val="fr_FR" w:bidi="fr_FR"/>
-          </w:rPr>
-          <w:rPr>
-            <w:color w:val="0000EE"/>
-            <w:u w:val="single"/>
-          </w:rPr>
-          <w:t>20.14</w:t>
-        </w:r>
-      </w:hyperlink>
+      <w:r>
+        <w:rPr>
+          <w:lang w:val="fr_FR" w:bidi="fr_FR"/>
+        </w:rPr>
+        <w:t>Genèse 19.30–38</w:t>
+      </w:r>
+      <w:r>
+        <w:rPr>
+          <w:lang w:val="fr_FR" w:bidi="fr_FR"/>
+        </w:rPr>
+        <w:t xml:space="preserve"> ; </w:t>
+      </w:r>
+      <w:r>
+        <w:rPr>
+          <w:lang w:val="fr_FR" w:bidi="fr_FR"/>
+        </w:rPr>
+        <w:t>49.3–4</w:t>
+      </w:r>
+      <w:r>
+        <w:rPr>
+          <w:lang w:val="fr_FR" w:bidi="fr_FR"/>
+        </w:rPr>
+        <w:t xml:space="preserve"> ; </w:t>
+      </w:r>
+      <w:r>
+        <w:rPr>
+          <w:lang w:val="fr_FR" w:bidi="fr_FR"/>
+        </w:rPr>
+        <w:t>Lévitique 18.6–30</w:t>
+      </w:r>
+      <w:r>
+        <w:rPr>
+          <w:lang w:val="fr_FR" w:bidi="fr_FR"/>
+        </w:rPr>
+        <w:t xml:space="preserve"> ; </w:t>
+      </w:r>
+      <w:r>
+        <w:rPr>
+          <w:lang w:val="fr_FR" w:bidi="fr_FR"/>
+        </w:rPr>
+        <w:t>20.14</w:t>
+      </w:r>
       <w:r>
         <w:rPr>
           <w:lang w:val="fr_FR" w:bidi="fr_FR"/>
         </w:rPr>
         <w:t xml:space="preserve">, </w:t>
       </w:r>
-      <w:hyperlink r:id="rId28">
-        <w:r>
-          <w:rPr>
-            <w:lang w:val="fr_FR" w:bidi="fr_FR"/>
-          </w:rPr>
-          <w:rPr>
-            <w:color w:val="0000EE"/>
-            <w:u w:val="single"/>
-          </w:rPr>
-          <w:t>21</w:t>
-        </w:r>
-      </w:hyperlink>
-      <w:r>
-        <w:rPr>
-          <w:lang w:val="fr_FR" w:bidi="fr_FR"/>
-        </w:rPr>
-        <w:t xml:space="preserve"> ; </w:t>
-      </w:r>
-      <w:hyperlink r:id="rId29">
-        <w:r>
-          <w:rPr>
-            <w:lang w:val="fr_FR" w:bidi="fr_FR"/>
-          </w:rPr>
-          <w:rPr>
-            <w:color w:val="0000EE"/>
-            <w:u w:val="single"/>
-          </w:rPr>
-          <w:t>2 Samuel 13.1–39</w:t>
-        </w:r>
-      </w:hyperlink>
-      <w:r>
-        <w:rPr>
-          <w:lang w:val="fr_FR" w:bidi="fr_FR"/>
-        </w:rPr>
-        <w:t xml:space="preserve"> ; </w:t>
-      </w:r>
-      <w:hyperlink r:id="rId30">
-        <w:r>
-          <w:rPr>
-            <w:lang w:val="fr_FR" w:bidi="fr_FR"/>
-          </w:rPr>
-          <w:rPr>
-            <w:color w:val="0000EE"/>
-            <w:u w:val="single"/>
-          </w:rPr>
-          <w:t>Matthieu 14.3–5</w:t>
-        </w:r>
-      </w:hyperlink>
-      <w:r>
-        <w:rPr>
-          <w:lang w:val="fr_FR" w:bidi="fr_FR"/>
-        </w:rPr>
-        <w:t xml:space="preserve"> ; </w:t>
-      </w:r>
-      <w:hyperlink r:id="rId16">
-        <w:r>
-          <w:rPr>
-            <w:lang w:val="fr_FR" w:bidi="fr_FR"/>
-          </w:rPr>
-          <w:rPr>
-            <w:color w:val="0000EE"/>
-            <w:u w:val="single"/>
-          </w:rPr>
-          <w:t>1 Corinthiens 5.1–2</w:t>
-        </w:r>
-      </w:hyperlink>
-      <w:r>
-        <w:rPr>
-          <w:lang w:val="fr_FR" w:bidi="fr_FR"/>
-        </w:rPr>
-        <w:t xml:space="preserve"> ; </w:t>
-      </w:r>
-      <w:hyperlink r:id="rId17">
-        <w:r>
-          <w:rPr>
-            <w:lang w:val="fr_FR" w:bidi="fr_FR"/>
-          </w:rPr>
-          <w:rPr>
-            <w:color w:val="0000EE"/>
-            <w:u w:val="single"/>
-          </w:rPr>
-          <w:t>6.13–20</w:t>
-        </w:r>
-      </w:hyperlink>
-      <w:r>
-        <w:rPr>
-          <w:lang w:val="fr_FR" w:bidi="fr_FR"/>
-        </w:rPr>
-        <w:t xml:space="preserve"> ; </w:t>
-      </w:r>
-      <w:hyperlink r:id="rId18">
-        <w:r>
-          <w:rPr>
-            <w:lang w:val="fr_FR" w:bidi="fr_FR"/>
-          </w:rPr>
-          <w:rPr>
-            <w:color w:val="0000EE"/>
-            <w:u w:val="single"/>
-          </w:rPr>
-          <w:t>7.2</w:t>
-        </w:r>
-      </w:hyperlink>
-      <w:r>
-        <w:rPr>
-          <w:lang w:val="fr_FR" w:bidi="fr_FR"/>
-        </w:rPr>
-        <w:t xml:space="preserve"> ; </w:t>
-      </w:r>
-      <w:hyperlink r:id="rId19">
-        <w:r>
-          <w:rPr>
-            <w:lang w:val="fr_FR" w:bidi="fr_FR"/>
-          </w:rPr>
-          <w:rPr>
-            <w:color w:val="0000EE"/>
-            <w:u w:val="single"/>
-          </w:rPr>
-          <w:t>Galates 5.19–21</w:t>
-        </w:r>
-      </w:hyperlink>
-      <w:r>
-        <w:rPr>
-          <w:lang w:val="fr_FR" w:bidi="fr_FR"/>
-        </w:rPr>
-        <w:t xml:space="preserve"> ; </w:t>
-      </w:r>
-      <w:hyperlink r:id="rId20">
-        <w:r>
-          <w:rPr>
-            <w:lang w:val="fr_FR" w:bidi="fr_FR"/>
-          </w:rPr>
-          <w:rPr>
-            <w:color w:val="0000EE"/>
-            <w:u w:val="single"/>
-          </w:rPr>
-          <w:t>Éphésiens 5.3</w:t>
-        </w:r>
-      </w:hyperlink>
-      <w:r>
-        <w:rPr>
-          <w:lang w:val="fr_FR" w:bidi="fr_FR"/>
-        </w:rPr>
-        <w:t xml:space="preserve"> ; </w:t>
-      </w:r>
-      <w:hyperlink r:id="rId21">
-        <w:r>
-          <w:rPr>
-            <w:lang w:val="fr_FR" w:bidi="fr_FR"/>
-          </w:rPr>
-          <w:rPr>
-            <w:color w:val="0000EE"/>
-            <w:u w:val="single"/>
-          </w:rPr>
-          <w:t>Jude 1.7</w:t>
-        </w:r>
-      </w:hyperlink>
-      <w:r>
-        <w:rPr>
-          <w:lang w:val="fr_FR" w:bidi="fr_FR"/>
-        </w:rPr>
-        <w:t xml:space="preserve"> ; </w:t>
-      </w:r>
-      <w:hyperlink r:id="rId22">
-        <w:r>
-          <w:rPr>
-            <w:lang w:val="fr_FR" w:bidi="fr_FR"/>
-          </w:rPr>
-          <w:rPr>
-            <w:color w:val="0000EE"/>
-            <w:u w:val="single"/>
-          </w:rPr>
-          <w:t>Apocalypse 2.14–16</w:t>
-        </w:r>
-      </w:hyperlink>
+      <w:r>
+        <w:rPr>
+          <w:lang w:val="fr_FR" w:bidi="fr_FR"/>
+        </w:rPr>
+        <w:t>21</w:t>
+      </w:r>
+      <w:r>
+        <w:rPr>
+          <w:lang w:val="fr_FR" w:bidi="fr_FR"/>
+        </w:rPr>
+        <w:t xml:space="preserve"> ; </w:t>
+      </w:r>
+      <w:r>
+        <w:rPr>
+          <w:lang w:val="fr_FR" w:bidi="fr_FR"/>
+        </w:rPr>
+        <w:t>2 Samuel 13.1–39</w:t>
+      </w:r>
+      <w:r>
+        <w:rPr>
+          <w:lang w:val="fr_FR" w:bidi="fr_FR"/>
+        </w:rPr>
+        <w:t xml:space="preserve"> ; </w:t>
+      </w:r>
+      <w:r>
+        <w:rPr>
+          <w:lang w:val="fr_FR" w:bidi="fr_FR"/>
+        </w:rPr>
+        <w:t>Matthieu 14.3–5</w:t>
+      </w:r>
+      <w:r>
+        <w:rPr>
+          <w:lang w:val="fr_FR" w:bidi="fr_FR"/>
+        </w:rPr>
+        <w:t xml:space="preserve"> ; </w:t>
+      </w:r>
+      <w:r>
+        <w:rPr>
+          <w:lang w:val="fr_FR" w:bidi="fr_FR"/>
+        </w:rPr>
+        <w:t>1 Corinthiens 5.1–2</w:t>
+      </w:r>
+      <w:r>
+        <w:rPr>
+          <w:lang w:val="fr_FR" w:bidi="fr_FR"/>
+        </w:rPr>
+        <w:t xml:space="preserve"> ; </w:t>
+      </w:r>
+      <w:r>
+        <w:rPr>
+          <w:lang w:val="fr_FR" w:bidi="fr_FR"/>
+        </w:rPr>
+        <w:t>6.13–20</w:t>
+      </w:r>
+      <w:r>
+        <w:rPr>
+          <w:lang w:val="fr_FR" w:bidi="fr_FR"/>
+        </w:rPr>
+        <w:t xml:space="preserve"> ; </w:t>
+      </w:r>
+      <w:r>
+        <w:rPr>
+          <w:lang w:val="fr_FR" w:bidi="fr_FR"/>
+        </w:rPr>
+        <w:t>7.2</w:t>
+      </w:r>
+      <w:r>
+        <w:rPr>
+          <w:lang w:val="fr_FR" w:bidi="fr_FR"/>
+        </w:rPr>
+        <w:t xml:space="preserve"> ; </w:t>
+      </w:r>
+      <w:r>
+        <w:rPr>
+          <w:lang w:val="fr_FR" w:bidi="fr_FR"/>
+        </w:rPr>
+        <w:t>Galates 5.19–21</w:t>
+      </w:r>
+      <w:r>
+        <w:rPr>
+          <w:lang w:val="fr_FR" w:bidi="fr_FR"/>
+        </w:rPr>
+        <w:t xml:space="preserve"> ; </w:t>
+      </w:r>
+      <w:r>
+        <w:rPr>
+          <w:lang w:val="fr_FR" w:bidi="fr_FR"/>
+        </w:rPr>
+        <w:t>Éphésiens 5.3</w:t>
+      </w:r>
+      <w:r>
+        <w:rPr>
+          <w:lang w:val="fr_FR" w:bidi="fr_FR"/>
+        </w:rPr>
+        <w:t xml:space="preserve"> ; </w:t>
+      </w:r>
+      <w:r>
+        <w:rPr>
+          <w:lang w:val="fr_FR" w:bidi="fr_FR"/>
+        </w:rPr>
+        <w:t>Jude 1.7</w:t>
+      </w:r>
+      <w:r>
+        <w:rPr>
+          <w:lang w:val="fr_FR" w:bidi="fr_FR"/>
+        </w:rPr>
+        <w:t xml:space="preserve"> ; </w:t>
+      </w:r>
+      <w:r>
+        <w:rPr>
+          <w:lang w:val="fr_FR" w:bidi="fr_FR"/>
+        </w:rPr>
+        <w:t>Apocalypse 2.14–16</w:t>
+      </w:r>
       <w:r>
         <w:rPr>
           <w:lang w:val="fr_FR" w:bidi="fr_FR"/>
         </w:rPr>
         <w:t xml:space="preserve">, </w:t>
       </w:r>
-      <w:hyperlink r:id="rId23">
-        <w:r>
-          <w:rPr>
-            <w:lang w:val="fr_FR" w:bidi="fr_FR"/>
-          </w:rPr>
-          <w:rPr>
-            <w:color w:val="0000EE"/>
-            <w:u w:val="single"/>
-          </w:rPr>
-          <w:t>20</w:t>
-        </w:r>
-      </w:hyperlink>
+      <w:r>
+        <w:rPr>
+          <w:lang w:val="fr_FR" w:bidi="fr_FR"/>
+        </w:rPr>
+        <w:t>20</w:t>
+      </w:r>
       <w:r>
         <w:rPr>
           <w:lang w:val="fr_FR" w:bidi="fr_FR"/>
@@ -822,180 +666,120 @@
         </w:rPr>
         <w:t>Les patriarches Abraham et Isaac ont vite connu la famine dans le pays de Canaan (</w:t>
       </w:r>
-      <w:hyperlink r:id="rId31">
-        <w:r>
-          <w:rPr>
-            <w:lang w:val="fr_FR" w:bidi="fr_FR"/>
-          </w:rPr>
-          <w:rPr>
-            <w:color w:val="0000EE"/>
-            <w:u w:val="single"/>
-          </w:rPr>
-          <w:t>Gn 12.10</w:t>
-        </w:r>
-      </w:hyperlink>
-      <w:r>
-        <w:rPr>
-          <w:lang w:val="fr_FR" w:bidi="fr_FR"/>
-        </w:rPr>
-        <w:t xml:space="preserve"> ; </w:t>
-      </w:r>
-      <w:hyperlink r:id="rId32">
-        <w:r>
-          <w:rPr>
-            <w:lang w:val="fr_FR" w:bidi="fr_FR"/>
-          </w:rPr>
-          <w:rPr>
-            <w:color w:val="0000EE"/>
-            <w:u w:val="single"/>
-          </w:rPr>
-          <w:t>26.1</w:t>
-        </w:r>
-      </w:hyperlink>
+      <w:r>
+        <w:rPr>
+          <w:lang w:val="fr_FR" w:bidi="fr_FR"/>
+        </w:rPr>
+        <w:t>Gn 12.10</w:t>
+      </w:r>
+      <w:r>
+        <w:rPr>
+          <w:lang w:val="fr_FR" w:bidi="fr_FR"/>
+        </w:rPr>
+        <w:t xml:space="preserve"> ; </w:t>
+      </w:r>
+      <w:r>
+        <w:rPr>
+          <w:lang w:val="fr_FR" w:bidi="fr_FR"/>
+        </w:rPr>
+        <w:t>26.1</w:t>
+      </w:r>
       <w:r>
         <w:rPr>
           <w:lang w:val="fr_FR" w:bidi="fr_FR"/>
         </w:rPr>
         <w:t>). Lorsqu'une famine est également arrivée au temps du patriarche Jacob, Dieu avait déjà placé son fils Joseph en Égypte pour aider leur famille à survivre à cette épreuve (</w:t>
       </w:r>
-      <w:hyperlink r:id="rId33">
-        <w:r>
-          <w:rPr>
-            <w:lang w:val="fr_FR" w:bidi="fr_FR"/>
-          </w:rPr>
-          <w:rPr>
-            <w:color w:val="0000EE"/>
-            <w:u w:val="single"/>
-          </w:rPr>
-          <w:t>41.56–42.5</w:t>
-        </w:r>
-      </w:hyperlink>
-      <w:r>
-        <w:rPr>
-          <w:lang w:val="fr_FR" w:bidi="fr_FR"/>
-        </w:rPr>
-        <w:t xml:space="preserve"> ; </w:t>
-      </w:r>
-      <w:hyperlink r:id="rId34">
-        <w:r>
-          <w:rPr>
-            <w:lang w:val="fr_FR" w:bidi="fr_FR"/>
-          </w:rPr>
-          <w:rPr>
-            <w:color w:val="0000EE"/>
-            <w:u w:val="single"/>
-          </w:rPr>
-          <w:t>45.5</w:t>
-        </w:r>
-      </w:hyperlink>
+      <w:r>
+        <w:rPr>
+          <w:lang w:val="fr_FR" w:bidi="fr_FR"/>
+        </w:rPr>
+        <w:t>41.56–42.5</w:t>
+      </w:r>
+      <w:r>
+        <w:rPr>
+          <w:lang w:val="fr_FR" w:bidi="fr_FR"/>
+        </w:rPr>
+        <w:t xml:space="preserve"> ; </w:t>
+      </w:r>
+      <w:r>
+        <w:rPr>
+          <w:lang w:val="fr_FR" w:bidi="fr_FR"/>
+        </w:rPr>
+        <w:t>45.5</w:t>
+      </w:r>
       <w:r>
         <w:rPr>
           <w:lang w:val="fr_FR" w:bidi="fr_FR"/>
         </w:rPr>
         <w:t xml:space="preserve">, </w:t>
       </w:r>
-      <w:hyperlink r:id="rId35">
-        <w:r>
-          <w:rPr>
-            <w:lang w:val="fr_FR" w:bidi="fr_FR"/>
-          </w:rPr>
-          <w:rPr>
-            <w:color w:val="0000EE"/>
-            <w:u w:val="single"/>
-          </w:rPr>
-          <w:t>7</w:t>
-        </w:r>
-      </w:hyperlink>
+      <w:r>
+        <w:rPr>
+          <w:lang w:val="fr_FR" w:bidi="fr_FR"/>
+        </w:rPr>
+        <w:t>7</w:t>
+      </w:r>
       <w:r>
         <w:rPr>
           <w:lang w:val="fr_FR" w:bidi="fr_FR"/>
         </w:rPr>
         <w:t xml:space="preserve">). Les famines étaient assez fréquentes dans le monde antique (voir </w:t>
       </w:r>
-      <w:hyperlink r:id="rId36">
-        <w:r>
-          <w:rPr>
-            <w:lang w:val="fr_FR" w:bidi="fr_FR"/>
-          </w:rPr>
-          <w:rPr>
-            <w:color w:val="0000EE"/>
-            <w:u w:val="single"/>
-          </w:rPr>
-          <w:t>Rt 1.1</w:t>
-        </w:r>
-      </w:hyperlink>
-      <w:r>
-        <w:rPr>
-          <w:lang w:val="fr_FR" w:bidi="fr_FR"/>
-        </w:rPr>
-        <w:t xml:space="preserve"> ; </w:t>
-      </w:r>
-      <w:hyperlink r:id="rId37">
-        <w:r>
-          <w:rPr>
-            <w:lang w:val="fr_FR" w:bidi="fr_FR"/>
-          </w:rPr>
-          <w:rPr>
-            <w:color w:val="0000EE"/>
-            <w:u w:val="single"/>
-          </w:rPr>
-          <w:t>2S 21.1</w:t>
-        </w:r>
-      </w:hyperlink>
-      <w:r>
-        <w:rPr>
-          <w:lang w:val="fr_FR" w:bidi="fr_FR"/>
-        </w:rPr>
-        <w:t xml:space="preserve"> ; </w:t>
-      </w:r>
-      <w:hyperlink r:id="rId38">
-        <w:r>
-          <w:rPr>
-            <w:lang w:val="fr_FR" w:bidi="fr_FR"/>
-          </w:rPr>
-          <w:rPr>
-            <w:color w:val="0000EE"/>
-            <w:u w:val="single"/>
-          </w:rPr>
-          <w:t>1R 18.1–2</w:t>
-        </w:r>
-      </w:hyperlink>
-      <w:r>
-        <w:rPr>
-          <w:lang w:val="fr_FR" w:bidi="fr_FR"/>
-        </w:rPr>
-        <w:t xml:space="preserve"> ; </w:t>
-      </w:r>
-      <w:hyperlink r:id="rId39">
-        <w:r>
-          <w:rPr>
-            <w:lang w:val="fr_FR" w:bidi="fr_FR"/>
-          </w:rPr>
-          <w:rPr>
-            <w:color w:val="0000EE"/>
-            <w:u w:val="single"/>
-          </w:rPr>
-          <w:t>Ag 1.1–11</w:t>
-        </w:r>
-      </w:hyperlink>
-      <w:r>
-        <w:rPr>
-          <w:lang w:val="fr_FR" w:bidi="fr_FR"/>
-        </w:rPr>
-        <w:t xml:space="preserve"> ; </w:t>
-      </w:r>
-      <w:hyperlink r:id="rId40">
-        <w:r>
-          <w:rPr>
-            <w:lang w:val="fr_FR" w:bidi="fr_FR"/>
-          </w:rPr>
-          <w:rPr>
-            <w:color w:val="0000EE"/>
-            <w:u w:val="single"/>
-          </w:rPr>
-          <w:t>Ac 11.28</w:t>
-        </w:r>
-      </w:hyperlink>
+      <w:r>
+        <w:rPr>
+          <w:lang w:val="fr_FR" w:bidi="fr_FR"/>
+        </w:rPr>
+        <w:t>Rt 1.1</w:t>
+      </w:r>
+      <w:r>
+        <w:rPr>
+          <w:lang w:val="fr_FR" w:bidi="fr_FR"/>
+        </w:rPr>
+        <w:t xml:space="preserve"> ; </w:t>
+      </w:r>
+      <w:r>
+        <w:rPr>
+          <w:lang w:val="fr_FR" w:bidi="fr_FR"/>
+        </w:rPr>
+        <w:t>2S 21.1</w:t>
+      </w:r>
+      <w:r>
+        <w:rPr>
+          <w:lang w:val="fr_FR" w:bidi="fr_FR"/>
+        </w:rPr>
+        <w:t xml:space="preserve"> ; </w:t>
+      </w:r>
+      <w:r>
+        <w:rPr>
+          <w:lang w:val="fr_FR" w:bidi="fr_FR"/>
+        </w:rPr>
+        <w:t>1R 18.1–2</w:t>
+      </w:r>
+      <w:r>
+        <w:rPr>
+          <w:lang w:val="fr_FR" w:bidi="fr_FR"/>
+        </w:rPr>
+        <w:t xml:space="preserve"> ; </w:t>
+      </w:r>
+      <w:r>
+        <w:rPr>
+          <w:lang w:val="fr_FR" w:bidi="fr_FR"/>
+        </w:rPr>
+        <w:t>Ag 1.1–11</w:t>
+      </w:r>
+      <w:r>
+        <w:rPr>
+          <w:lang w:val="fr_FR" w:bidi="fr_FR"/>
+        </w:rPr>
+        <w:t xml:space="preserve"> ; </w:t>
+      </w:r>
+      <w:r>
+        <w:rPr>
+          <w:lang w:val="fr_FR" w:bidi="fr_FR"/>
+        </w:rPr>
+        <w:t>Ac 11.28</w:t>
+      </w:r>
       <w:r>
         <w:rPr>
           <w:lang w:val="fr_FR" w:bidi="fr_FR"/>
@@ -1016,54 +800,36 @@
         </w:rPr>
         <w:t>La famine était une épreuve catastrophique pour les sociétés agricoles. La sécheresse, la perte de récoltes ou les sièges des villes (quand les villes se faisaient attaquer) étaient des causes fréquentes de famine (</w:t>
       </w:r>
-      <w:hyperlink r:id="rId41">
-        <w:r>
-          <w:rPr>
-            <w:lang w:val="fr_FR" w:bidi="fr_FR"/>
-          </w:rPr>
-          <w:rPr>
-            <w:color w:val="0000EE"/>
-            <w:u w:val="single"/>
-          </w:rPr>
-          <w:t>2R 25.1–30</w:t>
-        </w:r>
-      </w:hyperlink>
+      <w:r>
+        <w:rPr>
+          <w:lang w:val="fr_FR" w:bidi="fr_FR"/>
+        </w:rPr>
+        <w:t>2R 25.1–30</w:t>
+      </w:r>
       <w:r>
         <w:rPr>
           <w:lang w:val="fr_FR" w:bidi="fr_FR"/>
         </w:rPr>
         <w:t>). Une famine était souvent accompagnée de maladies ou de guerres et affectait la société à de nombreux niveaux (</w:t>
       </w:r>
-      <w:hyperlink r:id="rId42">
-        <w:r>
-          <w:rPr>
-            <w:lang w:val="fr_FR" w:bidi="fr_FR"/>
-          </w:rPr>
-          <w:rPr>
-            <w:color w:val="0000EE"/>
-            <w:u w:val="single"/>
-          </w:rPr>
-          <w:t>Jr 14.12</w:t>
-        </w:r>
-      </w:hyperlink>
+      <w:r>
+        <w:rPr>
+          <w:lang w:val="fr_FR" w:bidi="fr_FR"/>
+        </w:rPr>
+        <w:t>Jr 14.12</w:t>
+      </w:r>
       <w:r>
         <w:rPr>
           <w:lang w:val="fr_FR" w:bidi="fr_FR"/>
         </w:rPr>
         <w:t>). Les animaux aussi en souffraient (</w:t>
       </w:r>
-      <w:hyperlink r:id="rId43">
-        <w:r>
-          <w:rPr>
-            <w:lang w:val="fr_FR" w:bidi="fr_FR"/>
-          </w:rPr>
-          <w:rPr>
-            <w:color w:val="0000EE"/>
-            <w:u w:val="single"/>
-          </w:rPr>
-          <w:t>Jl 1.20</w:t>
-        </w:r>
-      </w:hyperlink>
+      <w:r>
+        <w:rPr>
+          <w:lang w:val="fr_FR" w:bidi="fr_FR"/>
+        </w:rPr>
+        <w:t>Jl 1.20</w:t>
+      </w:r>
       <w:r>
         <w:rPr>
           <w:lang w:val="fr_FR" w:bidi="fr_FR"/>
@@ -1084,90 +850,60 @@
         </w:rPr>
         <w:t>Parfois on entreposait une partie des récoltes pour se préparer à une famine (</w:t>
       </w:r>
-      <w:hyperlink r:id="rId44">
-        <w:r>
-          <w:rPr>
-            <w:lang w:val="fr_FR" w:bidi="fr_FR"/>
-          </w:rPr>
-          <w:rPr>
-            <w:color w:val="0000EE"/>
-            <w:u w:val="single"/>
-          </w:rPr>
-          <w:t>Gn 41.33–36</w:t>
-        </w:r>
-      </w:hyperlink>
-      <w:r>
-        <w:rPr>
-          <w:lang w:val="fr_FR" w:bidi="fr_FR"/>
-        </w:rPr>
-        <w:t xml:space="preserve"> ; </w:t>
-      </w:r>
-      <w:hyperlink r:id="rId45">
-        <w:r>
-          <w:rPr>
-            <w:lang w:val="fr_FR" w:bidi="fr_FR"/>
-          </w:rPr>
-          <w:rPr>
-            <w:color w:val="0000EE"/>
-            <w:u w:val="single"/>
-          </w:rPr>
-          <w:t>47.23–24</w:t>
-        </w:r>
-      </w:hyperlink>
+      <w:r>
+        <w:rPr>
+          <w:lang w:val="fr_FR" w:bidi="fr_FR"/>
+        </w:rPr>
+        <w:t>Gn 41.33–36</w:t>
+      </w:r>
+      <w:r>
+        <w:rPr>
+          <w:lang w:val="fr_FR" w:bidi="fr_FR"/>
+        </w:rPr>
+        <w:t xml:space="preserve"> ; </w:t>
+      </w:r>
+      <w:r>
+        <w:rPr>
+          <w:lang w:val="fr_FR" w:bidi="fr_FR"/>
+        </w:rPr>
+        <w:t>47.23–24</w:t>
+      </w:r>
       <w:r>
         <w:rPr>
           <w:lang w:val="fr_FR" w:bidi="fr_FR"/>
         </w:rPr>
         <w:t xml:space="preserve"> ; comp. avec </w:t>
       </w:r>
-      <w:hyperlink r:id="rId46">
-        <w:r>
-          <w:rPr>
-            <w:lang w:val="fr_FR" w:bidi="fr_FR"/>
-          </w:rPr>
-          <w:rPr>
-            <w:color w:val="0000EE"/>
-            <w:u w:val="single"/>
-          </w:rPr>
-          <w:t>1Ch 26.15</w:t>
-        </w:r>
-      </w:hyperlink>
-      <w:r>
-        <w:rPr>
-          <w:lang w:val="fr_FR" w:bidi="fr_FR"/>
-        </w:rPr>
-        <w:t xml:space="preserve"> ; </w:t>
-      </w:r>
-      <w:hyperlink r:id="rId47">
-        <w:r>
-          <w:rPr>
-            <w:lang w:val="fr_FR" w:bidi="fr_FR"/>
-          </w:rPr>
-          <w:rPr>
-            <w:color w:val="0000EE"/>
-            <w:u w:val="single"/>
-          </w:rPr>
-          <w:t>2Ch 31.11</w:t>
-        </w:r>
-      </w:hyperlink>
-      <w:r>
-        <w:rPr>
-          <w:lang w:val="fr_FR" w:bidi="fr_FR"/>
-        </w:rPr>
-        <w:t xml:space="preserve"> ; </w:t>
-      </w:r>
-      <w:hyperlink r:id="rId48">
-        <w:r>
-          <w:rPr>
-            <w:lang w:val="fr_FR" w:bidi="fr_FR"/>
-          </w:rPr>
-          <w:rPr>
-            <w:color w:val="0000EE"/>
-            <w:u w:val="single"/>
-          </w:rPr>
-          <w:t>Né 10.37–39</w:t>
-        </w:r>
-      </w:hyperlink>
+      <w:r>
+        <w:rPr>
+          <w:lang w:val="fr_FR" w:bidi="fr_FR"/>
+        </w:rPr>
+        <w:t>1Ch 26.15</w:t>
+      </w:r>
+      <w:r>
+        <w:rPr>
+          <w:lang w:val="fr_FR" w:bidi="fr_FR"/>
+        </w:rPr>
+        <w:t xml:space="preserve"> ; </w:t>
+      </w:r>
+      <w:r>
+        <w:rPr>
+          <w:lang w:val="fr_FR" w:bidi="fr_FR"/>
+        </w:rPr>
+        <w:t>2Ch 31.11</w:t>
+      </w:r>
+      <w:r>
+        <w:rPr>
+          <w:lang w:val="fr_FR" w:bidi="fr_FR"/>
+        </w:rPr>
+        <w:t xml:space="preserve"> ; </w:t>
+      </w:r>
+      <w:r>
+        <w:rPr>
+          <w:lang w:val="fr_FR" w:bidi="fr_FR"/>
+        </w:rPr>
+        <w:t>Né 10.37–39</w:t>
+      </w:r>
       <w:r>
         <w:rPr>
           <w:lang w:val="fr_FR" w:bidi="fr_FR"/>
@@ -1188,126 +924,84 @@
         </w:rPr>
         <w:t>Le manque de nourriture causait aussi d'autres problèmes (</w:t>
       </w:r>
-      <w:hyperlink r:id="rId31">
-        <w:r>
-          <w:rPr>
-            <w:lang w:val="fr_FR" w:bidi="fr_FR"/>
-          </w:rPr>
-          <w:rPr>
-            <w:color w:val="0000EE"/>
-            <w:u w:val="single"/>
-          </w:rPr>
-          <w:t>Gn 12.10</w:t>
-        </w:r>
-      </w:hyperlink>
-      <w:r>
-        <w:rPr>
-          <w:lang w:val="fr_FR" w:bidi="fr_FR"/>
-        </w:rPr>
-        <w:t xml:space="preserve"> ; </w:t>
-      </w:r>
-      <w:hyperlink r:id="rId32">
-        <w:r>
-          <w:rPr>
-            <w:lang w:val="fr_FR" w:bidi="fr_FR"/>
-          </w:rPr>
-          <w:rPr>
-            <w:color w:val="0000EE"/>
-            <w:u w:val="single"/>
-          </w:rPr>
-          <w:t>26.1</w:t>
-        </w:r>
-      </w:hyperlink>
-      <w:r>
-        <w:rPr>
-          <w:lang w:val="fr_FR" w:bidi="fr_FR"/>
-        </w:rPr>
-        <w:t xml:space="preserve"> ; </w:t>
-      </w:r>
-      <w:hyperlink r:id="rId49">
-        <w:r>
-          <w:rPr>
-            <w:lang w:val="fr_FR" w:bidi="fr_FR"/>
-          </w:rPr>
-          <w:rPr>
-            <w:color w:val="0000EE"/>
-            <w:u w:val="single"/>
-          </w:rPr>
-          <w:t>2R 6.24–29</w:t>
-        </w:r>
-      </w:hyperlink>
-      <w:r>
-        <w:rPr>
-          <w:lang w:val="fr_FR" w:bidi="fr_FR"/>
-        </w:rPr>
-        <w:t xml:space="preserve"> ; </w:t>
-      </w:r>
-      <w:hyperlink r:id="rId50">
-        <w:r>
-          <w:rPr>
-            <w:lang w:val="fr_FR" w:bidi="fr_FR"/>
-          </w:rPr>
-          <w:rPr>
-            <w:color w:val="0000EE"/>
-            <w:u w:val="single"/>
-          </w:rPr>
-          <w:t>Né 5.1–3</w:t>
-        </w:r>
-      </w:hyperlink>
-      <w:r>
-        <w:rPr>
-          <w:lang w:val="fr_FR" w:bidi="fr_FR"/>
-        </w:rPr>
-        <w:t xml:space="preserve"> ; </w:t>
-      </w:r>
-      <w:hyperlink r:id="rId51">
-        <w:r>
-          <w:rPr>
-            <w:lang w:val="fr_FR" w:bidi="fr_FR"/>
-          </w:rPr>
-          <w:rPr>
-            <w:color w:val="0000EE"/>
-            <w:u w:val="single"/>
-          </w:rPr>
-          <w:t>Jr 19.9</w:t>
-        </w:r>
-      </w:hyperlink>
-      <w:r>
-        <w:rPr>
-          <w:lang w:val="fr_FR" w:bidi="fr_FR"/>
-        </w:rPr>
-        <w:t xml:space="preserve"> ; </w:t>
-      </w:r>
-      <w:hyperlink r:id="rId52">
-        <w:r>
-          <w:rPr>
-            <w:lang w:val="fr_FR" w:bidi="fr_FR"/>
-          </w:rPr>
-          <w:rPr>
-            <w:color w:val="0000EE"/>
-            <w:u w:val="single"/>
-          </w:rPr>
-          <w:t>Lm 2.20–21</w:t>
-        </w:r>
-      </w:hyperlink>
-      <w:r>
-        <w:rPr>
-          <w:lang w:val="fr_FR" w:bidi="fr_FR"/>
-        </w:rPr>
-        <w:t xml:space="preserve"> ; </w:t>
-      </w:r>
-      <w:hyperlink r:id="rId53">
-        <w:r>
-          <w:rPr>
-            <w:lang w:val="fr_FR" w:bidi="fr_FR"/>
-          </w:rPr>
-          <w:rPr>
-            <w:color w:val="0000EE"/>
-            <w:u w:val="single"/>
-          </w:rPr>
-          <w:t>4.8–10</w:t>
-        </w:r>
-      </w:hyperlink>
+      <w:r>
+        <w:rPr>
+          <w:lang w:val="fr_FR" w:bidi="fr_FR"/>
+        </w:rPr>
+        <w:t>Gn 12.10</w:t>
+      </w:r>
+      <w:r>
+        <w:rPr>
+          <w:lang w:val="fr_FR" w:bidi="fr_FR"/>
+        </w:rPr>
+        <w:t xml:space="preserve"> ; </w:t>
+      </w:r>
+      <w:r>
+        <w:rPr>
+          <w:lang w:val="fr_FR" w:bidi="fr_FR"/>
+        </w:rPr>
+        <w:t>26.1</w:t>
+      </w:r>
+      <w:r>
+        <w:rPr>
+          <w:lang w:val="fr_FR" w:bidi="fr_FR"/>
+        </w:rPr>
+        <w:t xml:space="preserve"> ; </w:t>
+      </w:r>
+      <w:r>
+        <w:rPr>
+          <w:lang w:val="fr_FR" w:bidi="fr_FR"/>
+        </w:rPr>
+        <w:t>2R 6.24–29</w:t>
+      </w:r>
+      <w:r>
+        <w:rPr>
+          <w:lang w:val="fr_FR" w:bidi="fr_FR"/>
+        </w:rPr>
+        <w:t xml:space="preserve"> ; </w:t>
+      </w:r>
+      <w:r>
+        <w:rPr>
+          <w:lang w:val="fr_FR" w:bidi="fr_FR"/>
+        </w:rPr>
+        <w:t>Né 5.1–3</w:t>
+      </w:r>
+      <w:r>
+        <w:rPr>
+          <w:lang w:val="fr_FR" w:bidi="fr_FR"/>
+        </w:rPr>
+        <w:t xml:space="preserve"> ; </w:t>
+      </w:r>
+      <w:r>
+        <w:rPr>
+          <w:lang w:val="fr_FR" w:bidi="fr_FR"/>
+        </w:rPr>
+        <w:t>Jr 19.9</w:t>
+      </w:r>
+      <w:r>
+        <w:rPr>
+          <w:lang w:val="fr_FR" w:bidi="fr_FR"/>
+        </w:rPr>
+        <w:t xml:space="preserve"> ; </w:t>
+      </w:r>
+      <w:r>
+        <w:rPr>
+          <w:lang w:val="fr_FR" w:bidi="fr_FR"/>
+        </w:rPr>
+        <w:t>Lm 2.20–21</w:t>
+      </w:r>
+      <w:r>
+        <w:rPr>
+          <w:lang w:val="fr_FR" w:bidi="fr_FR"/>
+        </w:rPr>
+        <w:t xml:space="preserve"> ; </w:t>
+      </w:r>
+      <w:r>
+        <w:rPr>
+          <w:lang w:val="fr_FR" w:bidi="fr_FR"/>
+        </w:rPr>
+        <w:t>4.8–10</w:t>
+      </w:r>
       <w:r>
         <w:rPr>
           <w:lang w:val="fr_FR" w:bidi="fr_FR"/>
@@ -1436,144 +1130,96 @@
         </w:rPr>
         <w:t>Un certain nombre de passages de l'Ancien Testament indiquent qu'une famine pouvait être un jugement de Dieu contre son peuple (</w:t>
       </w:r>
-      <w:hyperlink r:id="rId54">
-        <w:r>
-          <w:rPr>
-            <w:lang w:val="fr_FR" w:bidi="fr_FR"/>
-          </w:rPr>
-          <w:rPr>
-            <w:color w:val="0000EE"/>
-            <w:u w:val="single"/>
-          </w:rPr>
-          <w:t>Lv 26.14–20</w:t>
-        </w:r>
-      </w:hyperlink>
-      <w:r>
-        <w:rPr>
-          <w:lang w:val="fr_FR" w:bidi="fr_FR"/>
-        </w:rPr>
-        <w:t xml:space="preserve"> ; </w:t>
-      </w:r>
-      <w:hyperlink r:id="rId55">
-        <w:r>
-          <w:rPr>
-            <w:lang w:val="fr_FR" w:bidi="fr_FR"/>
-          </w:rPr>
-          <w:rPr>
-            <w:color w:val="0000EE"/>
-            <w:u w:val="single"/>
-          </w:rPr>
-          <w:t>Dt 11.16–17</w:t>
-        </w:r>
-      </w:hyperlink>
-      <w:r>
-        <w:rPr>
-          <w:lang w:val="fr_FR" w:bidi="fr_FR"/>
-        </w:rPr>
-        <w:t xml:space="preserve"> ; </w:t>
-      </w:r>
-      <w:hyperlink r:id="rId56">
-        <w:r>
-          <w:rPr>
-            <w:lang w:val="fr_FR" w:bidi="fr_FR"/>
-          </w:rPr>
-          <w:rPr>
-            <w:color w:val="0000EE"/>
-            <w:u w:val="single"/>
-          </w:rPr>
-          <w:t>28.33</w:t>
-        </w:r>
-      </w:hyperlink>
-      <w:r>
-        <w:rPr>
-          <w:lang w:val="fr_FR" w:bidi="fr_FR"/>
-        </w:rPr>
-        <w:t xml:space="preserve"> ; </w:t>
-      </w:r>
-      <w:hyperlink r:id="rId57">
-        <w:r>
-          <w:rPr>
-            <w:lang w:val="fr_FR" w:bidi="fr_FR"/>
-          </w:rPr>
-          <w:rPr>
-            <w:color w:val="0000EE"/>
-            <w:u w:val="single"/>
-          </w:rPr>
-          <w:t>Jr 29.17–18</w:t>
-        </w:r>
-      </w:hyperlink>
+      <w:r>
+        <w:rPr>
+          <w:lang w:val="fr_FR" w:bidi="fr_FR"/>
+        </w:rPr>
+        <w:t>Lv 26.14–20</w:t>
+      </w:r>
+      <w:r>
+        <w:rPr>
+          <w:lang w:val="fr_FR" w:bidi="fr_FR"/>
+        </w:rPr>
+        <w:t xml:space="preserve"> ; </w:t>
+      </w:r>
+      <w:r>
+        <w:rPr>
+          <w:lang w:val="fr_FR" w:bidi="fr_FR"/>
+        </w:rPr>
+        <w:t>Dt 11.16–17</w:t>
+      </w:r>
+      <w:r>
+        <w:rPr>
+          <w:lang w:val="fr_FR" w:bidi="fr_FR"/>
+        </w:rPr>
+        <w:t xml:space="preserve"> ; </w:t>
+      </w:r>
+      <w:r>
+        <w:rPr>
+          <w:lang w:val="fr_FR" w:bidi="fr_FR"/>
+        </w:rPr>
+        <w:t>28.33</w:t>
+      </w:r>
+      <w:r>
+        <w:rPr>
+          <w:lang w:val="fr_FR" w:bidi="fr_FR"/>
+        </w:rPr>
+        <w:t xml:space="preserve"> ; </w:t>
+      </w:r>
+      <w:r>
+        <w:rPr>
+          <w:lang w:val="fr_FR" w:bidi="fr_FR"/>
+        </w:rPr>
+        <w:t>Jr 29.17–18</w:t>
+      </w:r>
       <w:r>
         <w:rPr>
           <w:lang w:val="fr_FR" w:bidi="fr_FR"/>
         </w:rPr>
         <w:t>). Il fallait que le peuple de Dieu lui reste fidèle pour éviter un tel jugement (</w:t>
       </w:r>
-      <w:hyperlink r:id="rId58">
-        <w:r>
-          <w:rPr>
-            <w:lang w:val="fr_FR" w:bidi="fr_FR"/>
-          </w:rPr>
-          <w:rPr>
-            <w:color w:val="0000EE"/>
-            <w:u w:val="single"/>
-          </w:rPr>
-          <w:t>Ps 33.18–19</w:t>
-        </w:r>
-      </w:hyperlink>
-      <w:r>
-        <w:rPr>
-          <w:lang w:val="fr_FR" w:bidi="fr_FR"/>
-        </w:rPr>
-        <w:t xml:space="preserve"> ; </w:t>
-      </w:r>
-      <w:hyperlink r:id="rId59">
-        <w:r>
-          <w:rPr>
-            <w:lang w:val="fr_FR" w:bidi="fr_FR"/>
-          </w:rPr>
-          <w:rPr>
-            <w:color w:val="0000EE"/>
-            <w:u w:val="single"/>
-          </w:rPr>
-          <w:t>37.19</w:t>
-        </w:r>
-      </w:hyperlink>
+      <w:r>
+        <w:rPr>
+          <w:lang w:val="fr_FR" w:bidi="fr_FR"/>
+        </w:rPr>
+        <w:t>Ps 33.18–19</w:t>
+      </w:r>
+      <w:r>
+        <w:rPr>
+          <w:lang w:val="fr_FR" w:bidi="fr_FR"/>
+        </w:rPr>
+        <w:t xml:space="preserve"> ; </w:t>
+      </w:r>
+      <w:r>
+        <w:rPr>
+          <w:lang w:val="fr_FR" w:bidi="fr_FR"/>
+        </w:rPr>
+        <w:t>37.19</w:t>
+      </w:r>
       <w:r>
         <w:rPr>
           <w:lang w:val="fr_FR" w:bidi="fr_FR"/>
         </w:rPr>
         <w:t>). Les bénédictions promises par Dieu à la nation d'Israël incluent qu'un jour, il n'y aura plus de famine (</w:t>
       </w:r>
-      <w:hyperlink r:id="rId60">
-        <w:r>
-          <w:rPr>
-            <w:lang w:val="fr_FR" w:bidi="fr_FR"/>
-          </w:rPr>
-          <w:rPr>
-            <w:color w:val="0000EE"/>
-            <w:u w:val="single"/>
-          </w:rPr>
-          <w:t>Ez 34.29</w:t>
-        </w:r>
-      </w:hyperlink>
-      <w:r>
-        <w:rPr>
-          <w:lang w:val="fr_FR" w:bidi="fr_FR"/>
-        </w:rPr>
-        <w:t xml:space="preserve"> ; </w:t>
-      </w:r>
-      <w:hyperlink r:id="rId61">
-        <w:r>
-          <w:rPr>
-            <w:lang w:val="fr_FR" w:bidi="fr_FR"/>
-          </w:rPr>
-          <w:rPr>
-            <w:color w:val="0000EE"/>
-            <w:u w:val="single"/>
-          </w:rPr>
-          <w:t>36.29–30</w:t>
-        </w:r>
-      </w:hyperlink>
+      <w:r>
+        <w:rPr>
+          <w:lang w:val="fr_FR" w:bidi="fr_FR"/>
+        </w:rPr>
+        <w:t>Ez 34.29</w:t>
+      </w:r>
+      <w:r>
+        <w:rPr>
+          <w:lang w:val="fr_FR" w:bidi="fr_FR"/>
+        </w:rPr>
+        <w:t xml:space="preserve"> ; </w:t>
+      </w:r>
+      <w:r>
+        <w:rPr>
+          <w:lang w:val="fr_FR" w:bidi="fr_FR"/>
+        </w:rPr>
+        <w:t>36.29–30</w:t>
+      </w:r>
       <w:r>
         <w:rPr>
           <w:lang w:val="fr_FR" w:bidi="fr_FR"/>
@@ -1594,54 +1240,36 @@
         </w:rPr>
         <w:t>Jésus connaît la faim dans le désert, tout comme le peuple d'Israël pendant l'exode. Il choisit de ne pas utiliser sa puissance pour miraculeusement transformer des pierres en pains (</w:t>
       </w:r>
-      <w:hyperlink r:id="rId62">
-        <w:r>
-          <w:rPr>
-            <w:lang w:val="fr_FR" w:bidi="fr_FR"/>
-          </w:rPr>
-          <w:rPr>
-            <w:color w:val="0000EE"/>
-            <w:u w:val="single"/>
-          </w:rPr>
-          <w:t>Mt 4.1–4</w:t>
-        </w:r>
-      </w:hyperlink>
+      <w:r>
+        <w:rPr>
+          <w:lang w:val="fr_FR" w:bidi="fr_FR"/>
+        </w:rPr>
+        <w:t>Mt 4.1–4</w:t>
+      </w:r>
       <w:r>
         <w:rPr>
           <w:lang w:val="fr_FR" w:bidi="fr_FR"/>
         </w:rPr>
         <w:t xml:space="preserve"> ; voir aussi </w:t>
       </w:r>
-      <w:hyperlink r:id="rId63">
-        <w:r>
-          <w:rPr>
-            <w:lang w:val="fr_FR" w:bidi="fr_FR"/>
-          </w:rPr>
-          <w:rPr>
-            <w:color w:val="0000EE"/>
-            <w:u w:val="single"/>
-          </w:rPr>
-          <w:t>Dt 8.3</w:t>
-        </w:r>
-      </w:hyperlink>
+      <w:r>
+        <w:rPr>
+          <w:lang w:val="fr_FR" w:bidi="fr_FR"/>
+        </w:rPr>
+        <w:t>Dt 8.3</w:t>
+      </w:r>
       <w:r>
         <w:rPr>
           <w:lang w:val="fr_FR" w:bidi="fr_FR"/>
         </w:rPr>
         <w:t>). En refusant de céder à la tentation du diable, Jésus montre que le manque de nourriture et la faim peuvent aider à cultiver l'humilité et la confiance en Dieu. Jésus nourrit cinq mille personnes pour leur montrer qu'il est « le pain de vie », « le vrai pain du ciel » de Dieu (</w:t>
       </w:r>
-      <w:hyperlink r:id="rId64">
-        <w:r>
-          <w:rPr>
-            <w:lang w:val="fr_FR" w:bidi="fr_FR"/>
-          </w:rPr>
-          <w:rPr>
-            <w:color w:val="0000EE"/>
-            <w:u w:val="single"/>
-          </w:rPr>
-          <w:t>Jn 6.32–35</w:t>
-        </w:r>
-      </w:hyperlink>
+      <w:r>
+        <w:rPr>
+          <w:lang w:val="fr_FR" w:bidi="fr_FR"/>
+        </w:rPr>
+        <w:t>Jn 6.32–35</w:t>
+      </w:r>
       <w:r>
         <w:rPr>
           <w:lang w:val="fr_FR" w:bidi="fr_FR"/>
@@ -1662,126 +1290,84 @@
         </w:rPr>
         <w:t>Pourtant, des foules le suivent davantage pour obtenir de lui ce qu'ils veulent, comme de la nourriture, que parce qu'ils croient vraiment en lui (</w:t>
       </w:r>
-      <w:hyperlink r:id="rId65">
-        <w:r>
-          <w:rPr>
-            <w:lang w:val="fr_FR" w:bidi="fr_FR"/>
-          </w:rPr>
-          <w:rPr>
-            <w:color w:val="0000EE"/>
-            <w:u w:val="single"/>
-          </w:rPr>
-          <w:t>Jn 6.26–27</w:t>
-        </w:r>
-      </w:hyperlink>
+      <w:r>
+        <w:rPr>
+          <w:lang w:val="fr_FR" w:bidi="fr_FR"/>
+        </w:rPr>
+        <w:t>Jn 6.26–27</w:t>
+      </w:r>
       <w:r>
         <w:rPr>
           <w:lang w:val="fr_FR" w:bidi="fr_FR"/>
         </w:rPr>
         <w:t>). Même si Jésus leur donne de la nourriture, il leur enseigne qu'ils doivent aussi chercher la nourriture spirituelle provenant de lui (</w:t>
       </w:r>
-      <w:hyperlink r:id="rId66">
-        <w:r>
-          <w:rPr>
-            <w:lang w:val="fr_FR" w:bidi="fr_FR"/>
-          </w:rPr>
-          <w:rPr>
-            <w:color w:val="0000EE"/>
-            <w:u w:val="single"/>
-          </w:rPr>
-          <w:t>Lc 6.21</w:t>
-        </w:r>
-      </w:hyperlink>
-      <w:r>
-        <w:rPr>
-          <w:lang w:val="fr_FR" w:bidi="fr_FR"/>
-        </w:rPr>
-        <w:t xml:space="preserve"> ; </w:t>
-      </w:r>
-      <w:hyperlink r:id="rId67">
-        <w:r>
-          <w:rPr>
-            <w:lang w:val="fr_FR" w:bidi="fr_FR"/>
-          </w:rPr>
-          <w:rPr>
-            <w:color w:val="0000EE"/>
-            <w:u w:val="single"/>
-          </w:rPr>
-          <w:t>Jn 4.34</w:t>
-        </w:r>
-      </w:hyperlink>
+      <w:r>
+        <w:rPr>
+          <w:lang w:val="fr_FR" w:bidi="fr_FR"/>
+        </w:rPr>
+        <w:t>Lc 6.21</w:t>
+      </w:r>
+      <w:r>
+        <w:rPr>
+          <w:lang w:val="fr_FR" w:bidi="fr_FR"/>
+        </w:rPr>
+        <w:t xml:space="preserve"> ; </w:t>
+      </w:r>
+      <w:r>
+        <w:rPr>
+          <w:lang w:val="fr_FR" w:bidi="fr_FR"/>
+        </w:rPr>
+        <w:t>Jn 4.34</w:t>
+      </w:r>
       <w:r>
         <w:rPr>
           <w:lang w:val="fr_FR" w:bidi="fr_FR"/>
         </w:rPr>
         <w:t>). La Sainte Cène ou Repas du Seigneur est un repas dans lequel le manger et le boire servent de symboles (</w:t>
       </w:r>
-      <w:hyperlink r:id="rId68">
-        <w:r>
-          <w:rPr>
-            <w:lang w:val="fr_FR" w:bidi="fr_FR"/>
-          </w:rPr>
-          <w:rPr>
-            <w:color w:val="0000EE"/>
-            <w:u w:val="single"/>
-          </w:rPr>
-          <w:t>Gn 43.34</w:t>
-        </w:r>
-      </w:hyperlink>
-      <w:r>
-        <w:rPr>
-          <w:lang w:val="fr_FR" w:bidi="fr_FR"/>
-        </w:rPr>
-        <w:t xml:space="preserve"> ; </w:t>
-      </w:r>
-      <w:hyperlink r:id="rId69">
-        <w:r>
-          <w:rPr>
-            <w:lang w:val="fr_FR" w:bidi="fr_FR"/>
-          </w:rPr>
-          <w:rPr>
-            <w:color w:val="0000EE"/>
-            <w:u w:val="single"/>
-          </w:rPr>
-          <w:t>Lc 22.15–16</w:t>
-        </w:r>
-      </w:hyperlink>
-      <w:r>
-        <w:rPr>
-          <w:lang w:val="fr_FR" w:bidi="fr_FR"/>
-        </w:rPr>
-        <w:t xml:space="preserve"> ; </w:t>
-      </w:r>
-      <w:hyperlink r:id="rId70">
-        <w:r>
-          <w:rPr>
-            <w:lang w:val="fr_FR" w:bidi="fr_FR"/>
-          </w:rPr>
-          <w:rPr>
-            <w:color w:val="0000EE"/>
-            <w:u w:val="single"/>
-          </w:rPr>
-          <w:t>Ap 19.9</w:t>
-        </w:r>
-      </w:hyperlink>
+      <w:r>
+        <w:rPr>
+          <w:lang w:val="fr_FR" w:bidi="fr_FR"/>
+        </w:rPr>
+        <w:t>Gn 43.34</w:t>
+      </w:r>
+      <w:r>
+        <w:rPr>
+          <w:lang w:val="fr_FR" w:bidi="fr_FR"/>
+        </w:rPr>
+        <w:t xml:space="preserve"> ; </w:t>
+      </w:r>
+      <w:r>
+        <w:rPr>
+          <w:lang w:val="fr_FR" w:bidi="fr_FR"/>
+        </w:rPr>
+        <w:t>Lc 22.15–16</w:t>
+      </w:r>
+      <w:r>
+        <w:rPr>
+          <w:lang w:val="fr_FR" w:bidi="fr_FR"/>
+        </w:rPr>
+        <w:t xml:space="preserve"> ; </w:t>
+      </w:r>
+      <w:r>
+        <w:rPr>
+          <w:lang w:val="fr_FR" w:bidi="fr_FR"/>
+        </w:rPr>
+        <w:t>Ap 19.9</w:t>
+      </w:r>
       <w:r>
         <w:rPr>
           <w:lang w:val="fr_FR" w:bidi="fr_FR"/>
         </w:rPr>
         <w:t>). La famine n'existera plus dans le royaume de Dieu (</w:t>
       </w:r>
-      <w:hyperlink r:id="rId71">
-        <w:r>
-          <w:rPr>
-            <w:lang w:val="fr_FR" w:bidi="fr_FR"/>
-          </w:rPr>
-          <w:rPr>
-            <w:color w:val="0000EE"/>
-            <w:u w:val="single"/>
-          </w:rPr>
-          <w:t>Ap 7.16</w:t>
-        </w:r>
-      </w:hyperlink>
+      <w:r>
+        <w:rPr>
+          <w:lang w:val="fr_FR" w:bidi="fr_FR"/>
+        </w:rPr>
+        <w:t>Ap 7.16</w:t>
+      </w:r>
       <w:r>
         <w:rPr>
           <w:lang w:val="fr_FR" w:bidi="fr_FR"/>
@@ -1811,396 +1397,264 @@
           <w:lang w:val="fr_FR" w:bidi="fr_FR"/>
         </w:rPr>
       </w:r>
-      <w:hyperlink r:id="rId31">
-        <w:r>
-          <w:rPr>
-            <w:lang w:val="fr_FR" w:bidi="fr_FR"/>
-          </w:rPr>
-          <w:rPr>
-            <w:color w:val="0000EE"/>
-            <w:u w:val="single"/>
-          </w:rPr>
-          <w:t>Genèse 12.10</w:t>
-        </w:r>
-      </w:hyperlink>
-      <w:r>
-        <w:rPr>
-          <w:lang w:val="fr_FR" w:bidi="fr_FR"/>
-        </w:rPr>
-        <w:t xml:space="preserve"> ; </w:t>
-      </w:r>
-      <w:hyperlink r:id="rId32">
-        <w:r>
-          <w:rPr>
-            <w:lang w:val="fr_FR" w:bidi="fr_FR"/>
-          </w:rPr>
-          <w:rPr>
-            <w:color w:val="0000EE"/>
-            <w:u w:val="single"/>
-          </w:rPr>
-          <w:t>26.1</w:t>
-        </w:r>
-      </w:hyperlink>
-      <w:r>
-        <w:rPr>
-          <w:lang w:val="fr_FR" w:bidi="fr_FR"/>
-        </w:rPr>
-        <w:t xml:space="preserve"> ; </w:t>
-      </w:r>
-      <w:hyperlink r:id="rId44">
-        <w:r>
-          <w:rPr>
-            <w:lang w:val="fr_FR" w:bidi="fr_FR"/>
-          </w:rPr>
-          <w:rPr>
-            <w:color w:val="0000EE"/>
-            <w:u w:val="single"/>
-          </w:rPr>
-          <w:t>41.33–36</w:t>
-        </w:r>
-      </w:hyperlink>
+      <w:r>
+        <w:rPr>
+          <w:lang w:val="fr_FR" w:bidi="fr_FR"/>
+        </w:rPr>
+        <w:t>Genèse 12.10</w:t>
+      </w:r>
+      <w:r>
+        <w:rPr>
+          <w:lang w:val="fr_FR" w:bidi="fr_FR"/>
+        </w:rPr>
+        <w:t xml:space="preserve"> ; </w:t>
+      </w:r>
+      <w:r>
+        <w:rPr>
+          <w:lang w:val="fr_FR" w:bidi="fr_FR"/>
+        </w:rPr>
+        <w:t>26.1</w:t>
+      </w:r>
+      <w:r>
+        <w:rPr>
+          <w:lang w:val="fr_FR" w:bidi="fr_FR"/>
+        </w:rPr>
+        <w:t xml:space="preserve"> ; </w:t>
+      </w:r>
+      <w:r>
+        <w:rPr>
+          <w:lang w:val="fr_FR" w:bidi="fr_FR"/>
+        </w:rPr>
+        <w:t>41.33–36</w:t>
+      </w:r>
       <w:r>
         <w:rPr>
           <w:lang w:val="fr_FR" w:bidi="fr_FR"/>
         </w:rPr>
         <w:t xml:space="preserve">, </w:t>
       </w:r>
-      <w:hyperlink r:id="rId72">
-        <w:r>
-          <w:rPr>
-            <w:lang w:val="fr_FR" w:bidi="fr_FR"/>
-          </w:rPr>
-          <w:rPr>
-            <w:color w:val="0000EE"/>
-            <w:u w:val="single"/>
-          </w:rPr>
-          <w:t>56–57</w:t>
-        </w:r>
-      </w:hyperlink>
-      <w:r>
-        <w:rPr>
-          <w:lang w:val="fr_FR" w:bidi="fr_FR"/>
-        </w:rPr>
-        <w:t xml:space="preserve"> ; </w:t>
-      </w:r>
-      <w:hyperlink r:id="rId73">
-        <w:r>
-          <w:rPr>
-            <w:lang w:val="fr_FR" w:bidi="fr_FR"/>
-          </w:rPr>
-          <w:rPr>
-            <w:color w:val="0000EE"/>
-            <w:u w:val="single"/>
-          </w:rPr>
-          <w:t>45.6–7</w:t>
-        </w:r>
-      </w:hyperlink>
-      <w:r>
-        <w:rPr>
-          <w:lang w:val="fr_FR" w:bidi="fr_FR"/>
-        </w:rPr>
-        <w:t xml:space="preserve"> ; </w:t>
-      </w:r>
-      <w:hyperlink r:id="rId74">
-        <w:r>
-          <w:rPr>
-            <w:lang w:val="fr_FR" w:bidi="fr_FR"/>
-          </w:rPr>
-          <w:rPr>
-            <w:color w:val="0000EE"/>
-            <w:u w:val="single"/>
-          </w:rPr>
-          <w:t>Lévitique 26.19–20</w:t>
-        </w:r>
-      </w:hyperlink>
-      <w:r>
-        <w:rPr>
-          <w:lang w:val="fr_FR" w:bidi="fr_FR"/>
-        </w:rPr>
-        <w:t xml:space="preserve"> ; </w:t>
-      </w:r>
-      <w:hyperlink r:id="rId63">
-        <w:r>
-          <w:rPr>
-            <w:lang w:val="fr_FR" w:bidi="fr_FR"/>
-          </w:rPr>
-          <w:rPr>
-            <w:color w:val="0000EE"/>
-            <w:u w:val="single"/>
-          </w:rPr>
-          <w:t>Deutéronome 8.3</w:t>
-        </w:r>
-      </w:hyperlink>
-      <w:r>
-        <w:rPr>
-          <w:lang w:val="fr_FR" w:bidi="fr_FR"/>
-        </w:rPr>
-        <w:t xml:space="preserve"> ; </w:t>
-      </w:r>
-      <w:hyperlink r:id="rId55">
-        <w:r>
-          <w:rPr>
-            <w:lang w:val="fr_FR" w:bidi="fr_FR"/>
-          </w:rPr>
-          <w:rPr>
-            <w:color w:val="0000EE"/>
-            <w:u w:val="single"/>
-          </w:rPr>
-          <w:t>11.16–17</w:t>
-        </w:r>
-      </w:hyperlink>
-      <w:r>
-        <w:rPr>
-          <w:lang w:val="fr_FR" w:bidi="fr_FR"/>
-        </w:rPr>
-        <w:t xml:space="preserve"> ; </w:t>
-      </w:r>
-      <w:hyperlink r:id="rId36">
-        <w:r>
-          <w:rPr>
-            <w:lang w:val="fr_FR" w:bidi="fr_FR"/>
-          </w:rPr>
-          <w:rPr>
-            <w:color w:val="0000EE"/>
-            <w:u w:val="single"/>
-          </w:rPr>
-          <w:t>Ruth 1.1</w:t>
-        </w:r>
-      </w:hyperlink>
-      <w:r>
-        <w:rPr>
-          <w:lang w:val="fr_FR" w:bidi="fr_FR"/>
-        </w:rPr>
-        <w:t xml:space="preserve"> ; </w:t>
-      </w:r>
-      <w:hyperlink r:id="rId37">
-        <w:r>
-          <w:rPr>
-            <w:lang w:val="fr_FR" w:bidi="fr_FR"/>
-          </w:rPr>
-          <w:rPr>
-            <w:color w:val="0000EE"/>
-            <w:u w:val="single"/>
-          </w:rPr>
-          <w:t>2 Samuel 21.1</w:t>
-        </w:r>
-      </w:hyperlink>
-      <w:r>
-        <w:rPr>
-          <w:lang w:val="fr_FR" w:bidi="fr_FR"/>
-        </w:rPr>
-        <w:t xml:space="preserve"> ; </w:t>
-      </w:r>
-      <w:hyperlink r:id="rId38">
-        <w:r>
-          <w:rPr>
-            <w:lang w:val="fr_FR" w:bidi="fr_FR"/>
-          </w:rPr>
-          <w:rPr>
-            <w:color w:val="0000EE"/>
-            <w:u w:val="single"/>
-          </w:rPr>
-          <w:t>1 Rois 18.1–2</w:t>
-        </w:r>
-      </w:hyperlink>
-      <w:r>
-        <w:rPr>
-          <w:lang w:val="fr_FR" w:bidi="fr_FR"/>
-        </w:rPr>
-        <w:t xml:space="preserve"> ; </w:t>
-      </w:r>
-      <w:hyperlink r:id="rId75">
-        <w:r>
-          <w:rPr>
-            <w:lang w:val="fr_FR" w:bidi="fr_FR"/>
-          </w:rPr>
-          <w:rPr>
-            <w:color w:val="0000EE"/>
-            <w:u w:val="single"/>
-          </w:rPr>
-          <w:t>2 Rois 8.1–2</w:t>
-        </w:r>
-      </w:hyperlink>
-      <w:r>
-        <w:rPr>
-          <w:lang w:val="fr_FR" w:bidi="fr_FR"/>
-        </w:rPr>
-        <w:t xml:space="preserve"> ; </w:t>
-      </w:r>
-      <w:hyperlink r:id="rId76">
-        <w:r>
-          <w:rPr>
-            <w:lang w:val="fr_FR" w:bidi="fr_FR"/>
-          </w:rPr>
-          <w:rPr>
-            <w:color w:val="0000EE"/>
-            <w:u w:val="single"/>
-          </w:rPr>
-          <w:t>Jérémie 14.11–16</w:t>
-        </w:r>
-      </w:hyperlink>
-      <w:r>
-        <w:rPr>
-          <w:lang w:val="fr_FR" w:bidi="fr_FR"/>
-        </w:rPr>
-        <w:t xml:space="preserve"> ; </w:t>
-      </w:r>
-      <w:hyperlink r:id="rId77">
-        <w:r>
-          <w:rPr>
-            <w:lang w:val="fr_FR" w:bidi="fr_FR"/>
-          </w:rPr>
-          <w:rPr>
-            <w:color w:val="0000EE"/>
-            <w:u w:val="single"/>
-          </w:rPr>
-          <w:t>Ézéchiel 34.29–31</w:t>
-        </w:r>
-      </w:hyperlink>
-      <w:r>
-        <w:rPr>
-          <w:lang w:val="fr_FR" w:bidi="fr_FR"/>
-        </w:rPr>
-        <w:t xml:space="preserve"> ; </w:t>
-      </w:r>
-      <w:hyperlink r:id="rId78">
-        <w:r>
-          <w:rPr>
-            <w:lang w:val="fr_FR" w:bidi="fr_FR"/>
-          </w:rPr>
-          <w:rPr>
-            <w:color w:val="0000EE"/>
-            <w:u w:val="single"/>
-          </w:rPr>
-          <w:t>36.28–32</w:t>
-        </w:r>
-      </w:hyperlink>
-      <w:r>
-        <w:rPr>
-          <w:lang w:val="fr_FR" w:bidi="fr_FR"/>
-        </w:rPr>
-        <w:t xml:space="preserve"> ; </w:t>
-      </w:r>
-      <w:hyperlink r:id="rId79">
-        <w:r>
-          <w:rPr>
-            <w:lang w:val="fr_FR" w:bidi="fr_FR"/>
-          </w:rPr>
-          <w:rPr>
-            <w:color w:val="0000EE"/>
-            <w:u w:val="single"/>
-          </w:rPr>
-          <w:t>Joël 1.1–20</w:t>
-        </w:r>
-      </w:hyperlink>
-      <w:r>
-        <w:rPr>
-          <w:lang w:val="fr_FR" w:bidi="fr_FR"/>
-        </w:rPr>
-        <w:t xml:space="preserve"> ; </w:t>
-      </w:r>
-      <w:hyperlink r:id="rId80">
-        <w:r>
-          <w:rPr>
-            <w:lang w:val="fr_FR" w:bidi="fr_FR"/>
-          </w:rPr>
-          <w:rPr>
-            <w:color w:val="0000EE"/>
-            <w:u w:val="single"/>
-          </w:rPr>
-          <w:t>Amos 8.11–14</w:t>
-        </w:r>
-      </w:hyperlink>
-      <w:r>
-        <w:rPr>
-          <w:lang w:val="fr_FR" w:bidi="fr_FR"/>
-        </w:rPr>
-        <w:t xml:space="preserve"> ; </w:t>
-      </w:r>
-      <w:hyperlink r:id="rId39">
-        <w:r>
-          <w:rPr>
-            <w:lang w:val="fr_FR" w:bidi="fr_FR"/>
-          </w:rPr>
-          <w:rPr>
-            <w:color w:val="0000EE"/>
-            <w:u w:val="single"/>
-          </w:rPr>
-          <w:t>Aggée 1.1–11</w:t>
-        </w:r>
-      </w:hyperlink>
-      <w:r>
-        <w:rPr>
-          <w:lang w:val="fr_FR" w:bidi="fr_FR"/>
-        </w:rPr>
-        <w:t xml:space="preserve"> ; </w:t>
-      </w:r>
-      <w:hyperlink r:id="rId66">
-        <w:r>
-          <w:rPr>
-            <w:lang w:val="fr_FR" w:bidi="fr_FR"/>
-          </w:rPr>
-          <w:rPr>
-            <w:color w:val="0000EE"/>
-            <w:u w:val="single"/>
-          </w:rPr>
-          <w:t>Luc 6.21</w:t>
-        </w:r>
-      </w:hyperlink>
-      <w:r>
-        <w:rPr>
-          <w:lang w:val="fr_FR" w:bidi="fr_FR"/>
-        </w:rPr>
-        <w:t xml:space="preserve"> ; </w:t>
-      </w:r>
-      <w:hyperlink r:id="rId64">
-        <w:r>
-          <w:rPr>
-            <w:lang w:val="fr_FR" w:bidi="fr_FR"/>
-          </w:rPr>
-          <w:rPr>
-            <w:color w:val="0000EE"/>
-            <w:u w:val="single"/>
-          </w:rPr>
-          <w:t>Jean 6.32–35</w:t>
-        </w:r>
-      </w:hyperlink>
-      <w:r>
-        <w:rPr>
-          <w:lang w:val="fr_FR" w:bidi="fr_FR"/>
-        </w:rPr>
-        <w:t xml:space="preserve"> ; </w:t>
-      </w:r>
-      <w:hyperlink r:id="rId81">
-        <w:r>
-          <w:rPr>
-            <w:lang w:val="fr_FR" w:bidi="fr_FR"/>
-          </w:rPr>
-          <w:rPr>
-            <w:color w:val="0000EE"/>
-            <w:u w:val="single"/>
-          </w:rPr>
-          <w:t>Actes 11.28–30</w:t>
-        </w:r>
-      </w:hyperlink>
-      <w:r>
-        <w:rPr>
-          <w:lang w:val="fr_FR" w:bidi="fr_FR"/>
-        </w:rPr>
-        <w:t xml:space="preserve"> ; </w:t>
-      </w:r>
-      <w:hyperlink r:id="rId71">
-        <w:r>
-          <w:rPr>
-            <w:lang w:val="fr_FR" w:bidi="fr_FR"/>
-          </w:rPr>
-          <w:rPr>
-            <w:color w:val="0000EE"/>
-            <w:u w:val="single"/>
-          </w:rPr>
-          <w:t>Apocalypse 7.16</w:t>
-        </w:r>
-      </w:hyperlink>
+      <w:r>
+        <w:rPr>
+          <w:lang w:val="fr_FR" w:bidi="fr_FR"/>
+        </w:rPr>
+        <w:t>56–57</w:t>
+      </w:r>
+      <w:r>
+        <w:rPr>
+          <w:lang w:val="fr_FR" w:bidi="fr_FR"/>
+        </w:rPr>
+        <w:t xml:space="preserve"> ; </w:t>
+      </w:r>
+      <w:r>
+        <w:rPr>
+          <w:lang w:val="fr_FR" w:bidi="fr_FR"/>
+        </w:rPr>
+        <w:t>45.6–7</w:t>
+      </w:r>
+      <w:r>
+        <w:rPr>
+          <w:lang w:val="fr_FR" w:bidi="fr_FR"/>
+        </w:rPr>
+        <w:t xml:space="preserve"> ; </w:t>
+      </w:r>
+      <w:r>
+        <w:rPr>
+          <w:lang w:val="fr_FR" w:bidi="fr_FR"/>
+        </w:rPr>
+        <w:t>Lévitique 26.19–20</w:t>
+      </w:r>
+      <w:r>
+        <w:rPr>
+          <w:lang w:val="fr_FR" w:bidi="fr_FR"/>
+        </w:rPr>
+        <w:t xml:space="preserve"> ; </w:t>
+      </w:r>
+      <w:r>
+        <w:rPr>
+          <w:lang w:val="fr_FR" w:bidi="fr_FR"/>
+        </w:rPr>
+        <w:t>Deutéronome 8.3</w:t>
+      </w:r>
+      <w:r>
+        <w:rPr>
+          <w:lang w:val="fr_FR" w:bidi="fr_FR"/>
+        </w:rPr>
+        <w:t xml:space="preserve"> ; </w:t>
+      </w:r>
+      <w:r>
+        <w:rPr>
+          <w:lang w:val="fr_FR" w:bidi="fr_FR"/>
+        </w:rPr>
+        <w:t>11.16–17</w:t>
+      </w:r>
+      <w:r>
+        <w:rPr>
+          <w:lang w:val="fr_FR" w:bidi="fr_FR"/>
+        </w:rPr>
+        <w:t xml:space="preserve"> ; </w:t>
+      </w:r>
+      <w:r>
+        <w:rPr>
+          <w:lang w:val="fr_FR" w:bidi="fr_FR"/>
+        </w:rPr>
+        <w:t>Ruth 1.1</w:t>
+      </w:r>
+      <w:r>
+        <w:rPr>
+          <w:lang w:val="fr_FR" w:bidi="fr_FR"/>
+        </w:rPr>
+        <w:t xml:space="preserve"> ; </w:t>
+      </w:r>
+      <w:r>
+        <w:rPr>
+          <w:lang w:val="fr_FR" w:bidi="fr_FR"/>
+        </w:rPr>
+        <w:t>2 Samuel 21.1</w:t>
+      </w:r>
+      <w:r>
+        <w:rPr>
+          <w:lang w:val="fr_FR" w:bidi="fr_FR"/>
+        </w:rPr>
+        <w:t xml:space="preserve"> ; </w:t>
+      </w:r>
+      <w:r>
+        <w:rPr>
+          <w:lang w:val="fr_FR" w:bidi="fr_FR"/>
+        </w:rPr>
+        <w:t>1 Rois 18.1–2</w:t>
+      </w:r>
+      <w:r>
+        <w:rPr>
+          <w:lang w:val="fr_FR" w:bidi="fr_FR"/>
+        </w:rPr>
+        <w:t xml:space="preserve"> ; </w:t>
+      </w:r>
+      <w:r>
+        <w:rPr>
+          <w:lang w:val="fr_FR" w:bidi="fr_FR"/>
+        </w:rPr>
+        <w:t>2 Rois 8.1–2</w:t>
+      </w:r>
+      <w:r>
+        <w:rPr>
+          <w:lang w:val="fr_FR" w:bidi="fr_FR"/>
+        </w:rPr>
+        <w:t xml:space="preserve"> ; </w:t>
+      </w:r>
+      <w:r>
+        <w:rPr>
+          <w:lang w:val="fr_FR" w:bidi="fr_FR"/>
+        </w:rPr>
+        <w:t>Jérémie 14.11–16</w:t>
+      </w:r>
+      <w:r>
+        <w:rPr>
+          <w:lang w:val="fr_FR" w:bidi="fr_FR"/>
+        </w:rPr>
+        <w:t xml:space="preserve"> ; </w:t>
+      </w:r>
+      <w:r>
+        <w:rPr>
+          <w:lang w:val="fr_FR" w:bidi="fr_FR"/>
+        </w:rPr>
+        <w:t>Ézéchiel 34.29–31</w:t>
+      </w:r>
+      <w:r>
+        <w:rPr>
+          <w:lang w:val="fr_FR" w:bidi="fr_FR"/>
+        </w:rPr>
+        <w:t xml:space="preserve"> ; </w:t>
+      </w:r>
+      <w:r>
+        <w:rPr>
+          <w:lang w:val="fr_FR" w:bidi="fr_FR"/>
+        </w:rPr>
+        <w:t>36.28–32</w:t>
+      </w:r>
+      <w:r>
+        <w:rPr>
+          <w:lang w:val="fr_FR" w:bidi="fr_FR"/>
+        </w:rPr>
+        <w:t xml:space="preserve"> ; </w:t>
+      </w:r>
+      <w:r>
+        <w:rPr>
+          <w:lang w:val="fr_FR" w:bidi="fr_FR"/>
+        </w:rPr>
+        <w:t>Joël 1.1–20</w:t>
+      </w:r>
+      <w:r>
+        <w:rPr>
+          <w:lang w:val="fr_FR" w:bidi="fr_FR"/>
+        </w:rPr>
+        <w:t xml:space="preserve"> ; </w:t>
+      </w:r>
+      <w:r>
+        <w:rPr>
+          <w:lang w:val="fr_FR" w:bidi="fr_FR"/>
+        </w:rPr>
+        <w:t>Amos 8.11–14</w:t>
+      </w:r>
+      <w:r>
+        <w:rPr>
+          <w:lang w:val="fr_FR" w:bidi="fr_FR"/>
+        </w:rPr>
+        <w:t xml:space="preserve"> ; </w:t>
+      </w:r>
+      <w:r>
+        <w:rPr>
+          <w:lang w:val="fr_FR" w:bidi="fr_FR"/>
+        </w:rPr>
+        <w:t>Aggée 1.1–11</w:t>
+      </w:r>
+      <w:r>
+        <w:rPr>
+          <w:lang w:val="fr_FR" w:bidi="fr_FR"/>
+        </w:rPr>
+        <w:t xml:space="preserve"> ; </w:t>
+      </w:r>
+      <w:r>
+        <w:rPr>
+          <w:lang w:val="fr_FR" w:bidi="fr_FR"/>
+        </w:rPr>
+        <w:t>Luc 6.21</w:t>
+      </w:r>
+      <w:r>
+        <w:rPr>
+          <w:lang w:val="fr_FR" w:bidi="fr_FR"/>
+        </w:rPr>
+        <w:t xml:space="preserve"> ; </w:t>
+      </w:r>
+      <w:r>
+        <w:rPr>
+          <w:lang w:val="fr_FR" w:bidi="fr_FR"/>
+        </w:rPr>
+        <w:t>Jean 6.32–35</w:t>
+      </w:r>
+      <w:r>
+        <w:rPr>
+          <w:lang w:val="fr_FR" w:bidi="fr_FR"/>
+        </w:rPr>
+        <w:t xml:space="preserve"> ; </w:t>
+      </w:r>
+      <w:r>
+        <w:rPr>
+          <w:lang w:val="fr_FR" w:bidi="fr_FR"/>
+        </w:rPr>
+        <w:t>Actes 11.28–30</w:t>
+      </w:r>
+      <w:r>
+        <w:rPr>
+          <w:lang w:val="fr_FR" w:bidi="fr_FR"/>
+        </w:rPr>
+        <w:t xml:space="preserve"> ; </w:t>
+      </w:r>
+      <w:r>
+        <w:rPr>
+          <w:lang w:val="fr_FR" w:bidi="fr_FR"/>
+        </w:rPr>
+        <w:t>Apocalypse 7.16</w:t>
+      </w:r>
       <w:r>
         <w:rPr>
           <w:lang w:val="fr_FR" w:bidi="fr_FR"/>
@@ -2249,54 +1703,36 @@
         </w:rPr>
         <w:t xml:space="preserve">Jésus n'a pas enseigné que la religion extérieure peut faire entrer dans le royaume de Dieu. Il a plutôt enseigné qu'il faut être né de nouveau, être converti de cœur et mettre en pratique sa foi. L'apôtre Paul explique que la conversion est le résultat de la foi. Dieu agit par son Esprit en ceux qui se convertissent. Par sa grâce, il nous transforme et nous commençons logiquement à vivre différemment et à lui obéir. Lorsqu'une personne se convertit vraiment pour devenir disciple de Jésus-Christ, elle se met à agir pour faire le bien, pour le servir et lui obéir. Elle fait donc des bonnes œuvres (voir, p. ex. </w:t>
       </w:r>
-      <w:hyperlink r:id="rId82">
-        <w:r>
-          <w:rPr>
-            <w:lang w:val="fr_FR" w:bidi="fr_FR"/>
-          </w:rPr>
-          <w:rPr>
-            <w:color w:val="0000EE"/>
-            <w:u w:val="single"/>
-          </w:rPr>
-          <w:t>Mt 7.15–20</w:t>
-        </w:r>
-      </w:hyperlink>
-      <w:r>
-        <w:rPr>
-          <w:lang w:val="fr_FR" w:bidi="fr_FR"/>
-        </w:rPr>
-        <w:t xml:space="preserve"> ; </w:t>
-      </w:r>
-      <w:hyperlink r:id="rId83">
-        <w:r>
-          <w:rPr>
-            <w:lang w:val="fr_FR" w:bidi="fr_FR"/>
-          </w:rPr>
-          <w:rPr>
-            <w:color w:val="0000EE"/>
-            <w:u w:val="single"/>
-          </w:rPr>
-          <w:t>12.33–37</w:t>
-        </w:r>
-      </w:hyperlink>
-      <w:r>
-        <w:rPr>
-          <w:lang w:val="fr_FR" w:bidi="fr_FR"/>
-        </w:rPr>
-        <w:t xml:space="preserve"> ; </w:t>
-      </w:r>
-      <w:hyperlink r:id="rId84">
-        <w:r>
-          <w:rPr>
-            <w:lang w:val="fr_FR" w:bidi="fr_FR"/>
-          </w:rPr>
-          <w:rPr>
-            <w:color w:val="0000EE"/>
-            <w:u w:val="single"/>
-          </w:rPr>
-          <w:t>15.15–20</w:t>
-        </w:r>
-      </w:hyperlink>
+      <w:r>
+        <w:rPr>
+          <w:lang w:val="fr_FR" w:bidi="fr_FR"/>
+        </w:rPr>
+        <w:t>Mt 7.15–20</w:t>
+      </w:r>
+      <w:r>
+        <w:rPr>
+          <w:lang w:val="fr_FR" w:bidi="fr_FR"/>
+        </w:rPr>
+        <w:t xml:space="preserve"> ; </w:t>
+      </w:r>
+      <w:r>
+        <w:rPr>
+          <w:lang w:val="fr_FR" w:bidi="fr_FR"/>
+        </w:rPr>
+        <w:t>12.33–37</w:t>
+      </w:r>
+      <w:r>
+        <w:rPr>
+          <w:lang w:val="fr_FR" w:bidi="fr_FR"/>
+        </w:rPr>
+        <w:t xml:space="preserve"> ; </w:t>
+      </w:r>
+      <w:r>
+        <w:rPr>
+          <w:lang w:val="fr_FR" w:bidi="fr_FR"/>
+        </w:rPr>
+        <w:t>15.15–20</w:t>
+      </w:r>
       <w:r>
         <w:rPr>
           <w:lang w:val="fr_FR" w:bidi="fr_FR"/>
@@ -2317,162 +1753,108 @@
         </w:rPr>
         <w:t xml:space="preserve">La parabole des brebis et des boucs montre que la foi et les œuvres sont étroitement liées. Le lien entre la foi, les œuvres et l'approbation finale de Dieu est un thème qui revient régulièrement dans les enseignements de Jésus (p. ex. </w:t>
       </w:r>
-      <w:hyperlink r:id="rId85">
-        <w:r>
-          <w:rPr>
-            <w:lang w:val="fr_FR" w:bidi="fr_FR"/>
-          </w:rPr>
-          <w:rPr>
-            <w:color w:val="0000EE"/>
-            <w:u w:val="single"/>
-          </w:rPr>
-          <w:t>Mt 7.13–27</w:t>
-        </w:r>
-      </w:hyperlink>
-      <w:r>
-        <w:rPr>
-          <w:lang w:val="fr_FR" w:bidi="fr_FR"/>
-        </w:rPr>
-        <w:t xml:space="preserve"> ; </w:t>
-      </w:r>
-      <w:hyperlink r:id="rId86">
-        <w:r>
-          <w:rPr>
-            <w:lang w:val="fr_FR" w:bidi="fr_FR"/>
-          </w:rPr>
-          <w:rPr>
-            <w:color w:val="0000EE"/>
-            <w:u w:val="single"/>
-          </w:rPr>
-          <w:t>13.3–9</w:t>
-        </w:r>
-      </w:hyperlink>
+      <w:r>
+        <w:rPr>
+          <w:lang w:val="fr_FR" w:bidi="fr_FR"/>
+        </w:rPr>
+        <w:t>Mt 7.13–27</w:t>
+      </w:r>
+      <w:r>
+        <w:rPr>
+          <w:lang w:val="fr_FR" w:bidi="fr_FR"/>
+        </w:rPr>
+        <w:t xml:space="preserve"> ; </w:t>
+      </w:r>
+      <w:r>
+        <w:rPr>
+          <w:lang w:val="fr_FR" w:bidi="fr_FR"/>
+        </w:rPr>
+        <w:t>13.3–9</w:t>
+      </w:r>
       <w:r>
         <w:rPr>
           <w:lang w:val="fr_FR" w:bidi="fr_FR"/>
         </w:rPr>
         <w:t xml:space="preserve">, </w:t>
       </w:r>
-      <w:hyperlink r:id="rId87">
-        <w:r>
-          <w:rPr>
-            <w:lang w:val="fr_FR" w:bidi="fr_FR"/>
-          </w:rPr>
-          <w:rPr>
-            <w:color w:val="0000EE"/>
-            <w:u w:val="single"/>
-          </w:rPr>
-          <w:t>18–23</w:t>
-        </w:r>
-      </w:hyperlink>
-      <w:r>
-        <w:rPr>
-          <w:lang w:val="fr_FR" w:bidi="fr_FR"/>
-        </w:rPr>
-        <w:t xml:space="preserve"> ; </w:t>
-      </w:r>
-      <w:hyperlink r:id="rId88">
-        <w:r>
-          <w:rPr>
-            <w:lang w:val="fr_FR" w:bidi="fr_FR"/>
-          </w:rPr>
-          <w:rPr>
-            <w:color w:val="0000EE"/>
-            <w:u w:val="single"/>
-          </w:rPr>
-          <w:t>16.27</w:t>
-        </w:r>
-      </w:hyperlink>
+      <w:r>
+        <w:rPr>
+          <w:lang w:val="fr_FR" w:bidi="fr_FR"/>
+        </w:rPr>
+        <w:t>18–23</w:t>
+      </w:r>
+      <w:r>
+        <w:rPr>
+          <w:lang w:val="fr_FR" w:bidi="fr_FR"/>
+        </w:rPr>
+        <w:t xml:space="preserve"> ; </w:t>
+      </w:r>
+      <w:r>
+        <w:rPr>
+          <w:lang w:val="fr_FR" w:bidi="fr_FR"/>
+        </w:rPr>
+        <w:t>16.27</w:t>
+      </w:r>
       <w:r>
         <w:rPr>
           <w:lang w:val="fr_FR" w:bidi="fr_FR"/>
         </w:rPr>
         <w:t>). Jésus enseigne que les œuvres sont le produit indispensable de la foi, en commençant par la repentance. La repentance est un changement d'attitude et de pensée qui pousse une personne à cesser de pécher et à devenir obéissante à Dieu (</w:t>
       </w:r>
-      <w:hyperlink r:id="rId89">
-        <w:r>
-          <w:rPr>
-            <w:lang w:val="fr_FR" w:bidi="fr_FR"/>
-          </w:rPr>
-          <w:rPr>
-            <w:color w:val="0000EE"/>
-            <w:u w:val="single"/>
-          </w:rPr>
-          <w:t>Mt 4.17</w:t>
-        </w:r>
-      </w:hyperlink>
+      <w:r>
+        <w:rPr>
+          <w:lang w:val="fr_FR" w:bidi="fr_FR"/>
+        </w:rPr>
+        <w:t>Mt 4.17</w:t>
+      </w:r>
       <w:r>
         <w:rPr>
           <w:lang w:val="fr_FR" w:bidi="fr_FR"/>
         </w:rPr>
         <w:t xml:space="preserve"> ; voir aussi </w:t>
       </w:r>
-      <w:hyperlink r:id="rId90">
-        <w:r>
-          <w:rPr>
-            <w:lang w:val="fr_FR" w:bidi="fr_FR"/>
-          </w:rPr>
-          <w:rPr>
-            <w:color w:val="0000EE"/>
-            <w:u w:val="single"/>
-          </w:rPr>
-          <w:t>3.2</w:t>
-        </w:r>
-      </w:hyperlink>
+      <w:r>
+        <w:rPr>
+          <w:lang w:val="fr_FR" w:bidi="fr_FR"/>
+        </w:rPr>
+        <w:t>3.2</w:t>
+      </w:r>
       <w:r>
         <w:rPr>
           <w:lang w:val="fr_FR" w:bidi="fr_FR"/>
         </w:rPr>
         <w:t xml:space="preserve">, </w:t>
       </w:r>
-      <w:hyperlink r:id="rId91">
-        <w:r>
-          <w:rPr>
-            <w:lang w:val="fr_FR" w:bidi="fr_FR"/>
-          </w:rPr>
-          <w:rPr>
-            <w:color w:val="0000EE"/>
-            <w:u w:val="single"/>
-          </w:rPr>
-          <w:t>8–10</w:t>
-        </w:r>
-      </w:hyperlink>
-      <w:r>
-        <w:rPr>
-          <w:lang w:val="fr_FR" w:bidi="fr_FR"/>
-        </w:rPr>
-        <w:t xml:space="preserve"> ; </w:t>
-      </w:r>
-      <w:hyperlink r:id="rId92">
-        <w:r>
-          <w:rPr>
-            <w:lang w:val="fr_FR" w:bidi="fr_FR"/>
-          </w:rPr>
-          <w:rPr>
-            <w:color w:val="0000EE"/>
-            <w:u w:val="single"/>
-          </w:rPr>
-          <w:t>11.20–24</w:t>
-        </w:r>
-      </w:hyperlink>
-      <w:r>
-        <w:rPr>
-          <w:lang w:val="fr_FR" w:bidi="fr_FR"/>
-        </w:rPr>
-        <w:t xml:space="preserve"> ; </w:t>
-      </w:r>
-      <w:hyperlink r:id="rId93">
-        <w:r>
-          <w:rPr>
-            <w:lang w:val="fr_FR" w:bidi="fr_FR"/>
-          </w:rPr>
-          <w:rPr>
-            <w:color w:val="0000EE"/>
-            <w:u w:val="single"/>
-          </w:rPr>
-          <w:t>12.38–42</w:t>
-        </w:r>
-      </w:hyperlink>
+      <w:r>
+        <w:rPr>
+          <w:lang w:val="fr_FR" w:bidi="fr_FR"/>
+        </w:rPr>
+        <w:t>8–10</w:t>
+      </w:r>
+      <w:r>
+        <w:rPr>
+          <w:lang w:val="fr_FR" w:bidi="fr_FR"/>
+        </w:rPr>
+        <w:t xml:space="preserve"> ; </w:t>
+      </w:r>
+      <w:r>
+        <w:rPr>
+          <w:lang w:val="fr_FR" w:bidi="fr_FR"/>
+        </w:rPr>
+        <w:t>11.20–24</w:t>
+      </w:r>
+      <w:r>
+        <w:rPr>
+          <w:lang w:val="fr_FR" w:bidi="fr_FR"/>
+        </w:rPr>
+        <w:t xml:space="preserve"> ; </w:t>
+      </w:r>
+      <w:r>
+        <w:rPr>
+          <w:lang w:val="fr_FR" w:bidi="fr_FR"/>
+        </w:rPr>
+        <w:t>12.38–42</w:t>
+      </w:r>
       <w:r>
         <w:rPr>
           <w:lang w:val="fr_FR" w:bidi="fr_FR"/>
@@ -2493,216 +1875,144 @@
         </w:rPr>
         <w:t xml:space="preserve">Certains comprennent mal ce que cela signifie d'être sauvé par la grâce de Dieu. Ils y voient une fausse opposition entre la foi et les œuvres. Le salut ne vient pas uniquement des œuvres, mais il les inclut également (voir </w:t>
       </w:r>
-      <w:hyperlink r:id="rId94">
-        <w:r>
-          <w:rPr>
-            <w:lang w:val="fr_FR" w:bidi="fr_FR"/>
-          </w:rPr>
-          <w:rPr>
-            <w:color w:val="0000EE"/>
-            <w:u w:val="single"/>
-          </w:rPr>
-          <w:t>Ga 5.6</w:t>
-        </w:r>
-      </w:hyperlink>
+      <w:r>
+        <w:rPr>
+          <w:lang w:val="fr_FR" w:bidi="fr_FR"/>
+        </w:rPr>
+        <w:t>Ga 5.6</w:t>
+      </w:r>
       <w:r>
         <w:rPr>
           <w:lang w:val="fr_FR" w:bidi="fr_FR"/>
         </w:rPr>
         <w:t xml:space="preserve">, </w:t>
       </w:r>
-      <w:hyperlink r:id="rId95">
-        <w:r>
-          <w:rPr>
-            <w:lang w:val="fr_FR" w:bidi="fr_FR"/>
-          </w:rPr>
-          <w:rPr>
-            <w:color w:val="0000EE"/>
-            <w:u w:val="single"/>
-          </w:rPr>
-          <w:t>21</w:t>
-        </w:r>
-      </w:hyperlink>
-      <w:r>
-        <w:rPr>
-          <w:lang w:val="fr_FR" w:bidi="fr_FR"/>
-        </w:rPr>
-        <w:t xml:space="preserve"> ; </w:t>
-      </w:r>
-      <w:hyperlink r:id="rId96">
-        <w:r>
-          <w:rPr>
-            <w:lang w:val="fr_FR" w:bidi="fr_FR"/>
-          </w:rPr>
-          <w:rPr>
-            <w:color w:val="0000EE"/>
-            <w:u w:val="single"/>
-          </w:rPr>
-          <w:t>Ep 2.10</w:t>
-        </w:r>
-      </w:hyperlink>
-      <w:r>
-        <w:rPr>
-          <w:lang w:val="fr_FR" w:bidi="fr_FR"/>
-        </w:rPr>
-        <w:t xml:space="preserve"> ; </w:t>
-      </w:r>
-      <w:hyperlink r:id="rId97">
-        <w:r>
-          <w:rPr>
-            <w:lang w:val="fr_FR" w:bidi="fr_FR"/>
-          </w:rPr>
-          <w:rPr>
-            <w:color w:val="0000EE"/>
-            <w:u w:val="single"/>
-          </w:rPr>
-          <w:t>5.5</w:t>
-        </w:r>
-      </w:hyperlink>
-      <w:r>
-        <w:rPr>
-          <w:lang w:val="fr_FR" w:bidi="fr_FR"/>
-        </w:rPr>
-        <w:t xml:space="preserve"> ; </w:t>
-      </w:r>
-      <w:hyperlink r:id="rId98">
-        <w:r>
-          <w:rPr>
-            <w:lang w:val="fr_FR" w:bidi="fr_FR"/>
-          </w:rPr>
-          <w:rPr>
-            <w:color w:val="0000EE"/>
-            <w:u w:val="single"/>
-          </w:rPr>
-          <w:t>1Jn 1.5–10</w:t>
-        </w:r>
-      </w:hyperlink>
-      <w:r>
-        <w:rPr>
-          <w:lang w:val="fr_FR" w:bidi="fr_FR"/>
-        </w:rPr>
-        <w:t xml:space="preserve"> ; </w:t>
-      </w:r>
-      <w:hyperlink r:id="rId99">
-        <w:r>
-          <w:rPr>
-            <w:lang w:val="fr_FR" w:bidi="fr_FR"/>
-          </w:rPr>
-          <w:rPr>
-            <w:color w:val="0000EE"/>
-            <w:u w:val="single"/>
-          </w:rPr>
-          <w:t>Ap 21.8</w:t>
-        </w:r>
-      </w:hyperlink>
+      <w:r>
+        <w:rPr>
+          <w:lang w:val="fr_FR" w:bidi="fr_FR"/>
+        </w:rPr>
+        <w:t>21</w:t>
+      </w:r>
+      <w:r>
+        <w:rPr>
+          <w:lang w:val="fr_FR" w:bidi="fr_FR"/>
+        </w:rPr>
+        <w:t xml:space="preserve"> ; </w:t>
+      </w:r>
+      <w:r>
+        <w:rPr>
+          <w:lang w:val="fr_FR" w:bidi="fr_FR"/>
+        </w:rPr>
+        <w:t>Ep 2.10</w:t>
+      </w:r>
+      <w:r>
+        <w:rPr>
+          <w:lang w:val="fr_FR" w:bidi="fr_FR"/>
+        </w:rPr>
+        <w:t xml:space="preserve"> ; </w:t>
+      </w:r>
+      <w:r>
+        <w:rPr>
+          <w:lang w:val="fr_FR" w:bidi="fr_FR"/>
+        </w:rPr>
+        <w:t>5.5</w:t>
+      </w:r>
+      <w:r>
+        <w:rPr>
+          <w:lang w:val="fr_FR" w:bidi="fr_FR"/>
+        </w:rPr>
+        <w:t xml:space="preserve"> ; </w:t>
+      </w:r>
+      <w:r>
+        <w:rPr>
+          <w:lang w:val="fr_FR" w:bidi="fr_FR"/>
+        </w:rPr>
+        <w:t>1Jn 1.5–10</w:t>
+      </w:r>
+      <w:r>
+        <w:rPr>
+          <w:lang w:val="fr_FR" w:bidi="fr_FR"/>
+        </w:rPr>
+        <w:t xml:space="preserve"> ; </w:t>
+      </w:r>
+      <w:r>
+        <w:rPr>
+          <w:lang w:val="fr_FR" w:bidi="fr_FR"/>
+        </w:rPr>
+        <w:t>Ap 21.8</w:t>
+      </w:r>
       <w:r>
         <w:rPr>
           <w:lang w:val="fr_FR" w:bidi="fr_FR"/>
         </w:rPr>
         <w:t>). Jésus promet des bénédictions et des récompenses à ceux qui obéissent à la volonté de Dieu (</w:t>
       </w:r>
-      <w:hyperlink r:id="rId100">
-        <w:r>
-          <w:rPr>
-            <w:lang w:val="fr_FR" w:bidi="fr_FR"/>
-          </w:rPr>
-          <w:rPr>
-            <w:color w:val="0000EE"/>
-            <w:u w:val="single"/>
-          </w:rPr>
-          <w:t>Mt 5.3–12</w:t>
-        </w:r>
-      </w:hyperlink>
+      <w:r>
+        <w:rPr>
+          <w:lang w:val="fr_FR" w:bidi="fr_FR"/>
+        </w:rPr>
+        <w:t>Mt 5.3–12</w:t>
+      </w:r>
       <w:r>
         <w:rPr>
           <w:lang w:val="fr_FR" w:bidi="fr_FR"/>
         </w:rPr>
         <w:t>). Par conséquent, la justice est nécessaire pour ceux qui souhaitent entrer dans le royaume des cieux (</w:t>
       </w:r>
-      <w:hyperlink r:id="rId101">
-        <w:r>
-          <w:rPr>
-            <w:lang w:val="fr_FR" w:bidi="fr_FR"/>
-          </w:rPr>
-          <w:rPr>
-            <w:color w:val="0000EE"/>
-            <w:u w:val="single"/>
-          </w:rPr>
-          <w:t>5.20–48</w:t>
-        </w:r>
-      </w:hyperlink>
-      <w:r>
-        <w:rPr>
-          <w:lang w:val="fr_FR" w:bidi="fr_FR"/>
-        </w:rPr>
-        <w:t xml:space="preserve"> ; </w:t>
-      </w:r>
-      <w:hyperlink r:id="rId102">
-        <w:r>
-          <w:rPr>
-            <w:lang w:val="fr_FR" w:bidi="fr_FR"/>
-          </w:rPr>
-          <w:rPr>
-            <w:color w:val="0000EE"/>
-            <w:u w:val="single"/>
-          </w:rPr>
-          <w:t>7.21</w:t>
-        </w:r>
-      </w:hyperlink>
-      <w:r>
-        <w:rPr>
-          <w:lang w:val="fr_FR" w:bidi="fr_FR"/>
-        </w:rPr>
-        <w:t xml:space="preserve"> ; </w:t>
-      </w:r>
-      <w:hyperlink r:id="rId103">
-        <w:r>
-          <w:rPr>
-            <w:lang w:val="fr_FR" w:bidi="fr_FR"/>
-          </w:rPr>
-          <w:rPr>
-            <w:color w:val="0000EE"/>
-            <w:u w:val="single"/>
-          </w:rPr>
-          <w:t>22.11–14</w:t>
-        </w:r>
-      </w:hyperlink>
-      <w:r>
-        <w:rPr>
-          <w:lang w:val="fr_FR" w:bidi="fr_FR"/>
-        </w:rPr>
-        <w:t xml:space="preserve"> ; </w:t>
-      </w:r>
-      <w:hyperlink r:id="rId104">
-        <w:r>
-          <w:rPr>
-            <w:lang w:val="fr_FR" w:bidi="fr_FR"/>
-          </w:rPr>
-          <w:rPr>
-            <w:color w:val="0000EE"/>
-            <w:u w:val="single"/>
-          </w:rPr>
-          <w:t>23.3</w:t>
-        </w:r>
-      </w:hyperlink>
+      <w:r>
+        <w:rPr>
+          <w:lang w:val="fr_FR" w:bidi="fr_FR"/>
+        </w:rPr>
+        <w:t>5.20–48</w:t>
+      </w:r>
+      <w:r>
+        <w:rPr>
+          <w:lang w:val="fr_FR" w:bidi="fr_FR"/>
+        </w:rPr>
+        <w:t xml:space="preserve"> ; </w:t>
+      </w:r>
+      <w:r>
+        <w:rPr>
+          <w:lang w:val="fr_FR" w:bidi="fr_FR"/>
+        </w:rPr>
+        <w:t>7.21</w:t>
+      </w:r>
+      <w:r>
+        <w:rPr>
+          <w:lang w:val="fr_FR" w:bidi="fr_FR"/>
+        </w:rPr>
+        <w:t xml:space="preserve"> ; </w:t>
+      </w:r>
+      <w:r>
+        <w:rPr>
+          <w:lang w:val="fr_FR" w:bidi="fr_FR"/>
+        </w:rPr>
+        <w:t>22.11–14</w:t>
+      </w:r>
+      <w:r>
+        <w:rPr>
+          <w:lang w:val="fr_FR" w:bidi="fr_FR"/>
+        </w:rPr>
+        <w:t xml:space="preserve"> ; </w:t>
+      </w:r>
+      <w:r>
+        <w:rPr>
+          <w:lang w:val="fr_FR" w:bidi="fr_FR"/>
+        </w:rPr>
+        <w:t>23.3</w:t>
+      </w:r>
       <w:r>
         <w:rPr>
           <w:lang w:val="fr_FR" w:bidi="fr_FR"/>
         </w:rPr>
         <w:t>). Une foi qui ne produit pas d'œuvres n'est pas la foi qui sauve (</w:t>
       </w:r>
-      <w:hyperlink r:id="rId105">
-        <w:r>
-          <w:rPr>
-            <w:lang w:val="fr_FR" w:bidi="fr_FR"/>
-          </w:rPr>
-          <w:rPr>
-            <w:color w:val="0000EE"/>
-            <w:u w:val="single"/>
-          </w:rPr>
-          <w:t>Jc 2.14–26</w:t>
-        </w:r>
-      </w:hyperlink>
+      <w:r>
+        <w:rPr>
+          <w:lang w:val="fr_FR" w:bidi="fr_FR"/>
+        </w:rPr>
+        <w:t>Jc 2.14–26</w:t>
+      </w:r>
       <w:r>
         <w:rPr>
           <w:lang w:val="fr_FR" w:bidi="fr_FR"/>
@@ -2723,162 +2033,108 @@
         </w:rPr>
         <w:t>L'apôtre Jacques souligne l'importance de rester fidèle à Dieu et soutient que faire de bonnes œuvres démontre la foi (</w:t>
       </w:r>
-      <w:hyperlink r:id="rId105">
-        <w:r>
-          <w:rPr>
-            <w:lang w:val="fr_FR" w:bidi="fr_FR"/>
-          </w:rPr>
-          <w:rPr>
-            <w:color w:val="0000EE"/>
-            <w:u w:val="single"/>
-          </w:rPr>
-          <w:t>2.14–26</w:t>
-        </w:r>
-      </w:hyperlink>
+      <w:r>
+        <w:rPr>
+          <w:lang w:val="fr_FR" w:bidi="fr_FR"/>
+        </w:rPr>
+        <w:t>2.14–26</w:t>
+      </w:r>
       <w:r>
         <w:rPr>
           <w:lang w:val="fr_FR" w:bidi="fr_FR"/>
         </w:rPr>
         <w:t>). Une relation avec Dieu ne peut pas se reposer uniquement sur le fait de croire que certaines choses sont la vérité (</w:t>
       </w:r>
-      <w:hyperlink r:id="rId106">
-        <w:r>
-          <w:rPr>
-            <w:lang w:val="fr_FR" w:bidi="fr_FR"/>
-          </w:rPr>
-          <w:rPr>
-            <w:color w:val="0000EE"/>
-            <w:u w:val="single"/>
-          </w:rPr>
-          <w:t>2.19</w:t>
-        </w:r>
-      </w:hyperlink>
+      <w:r>
+        <w:rPr>
+          <w:lang w:val="fr_FR" w:bidi="fr_FR"/>
+        </w:rPr>
+        <w:t>2.19</w:t>
+      </w:r>
       <w:r>
         <w:rPr>
           <w:lang w:val="fr_FR" w:bidi="fr_FR"/>
         </w:rPr>
         <w:t>). La vraie foi conduit à agir (</w:t>
       </w:r>
-      <w:hyperlink r:id="rId107">
-        <w:r>
-          <w:rPr>
-            <w:lang w:val="fr_FR" w:bidi="fr_FR"/>
-          </w:rPr>
-          <w:rPr>
-            <w:color w:val="0000EE"/>
-            <w:u w:val="single"/>
-          </w:rPr>
-          <w:t>1.22–25</w:t>
-        </w:r>
-      </w:hyperlink>
-      <w:r>
-        <w:rPr>
-          <w:lang w:val="fr_FR" w:bidi="fr_FR"/>
-        </w:rPr>
-        <w:t xml:space="preserve"> ; </w:t>
-      </w:r>
-      <w:hyperlink r:id="rId108">
-        <w:r>
-          <w:rPr>
-            <w:lang w:val="fr_FR" w:bidi="fr_FR"/>
-          </w:rPr>
-          <w:rPr>
-            <w:color w:val="0000EE"/>
-            <w:u w:val="single"/>
-          </w:rPr>
-          <w:t>2.14</w:t>
-        </w:r>
-      </w:hyperlink>
+      <w:r>
+        <w:rPr>
+          <w:lang w:val="fr_FR" w:bidi="fr_FR"/>
+        </w:rPr>
+        <w:t>1.22–25</w:t>
+      </w:r>
+      <w:r>
+        <w:rPr>
+          <w:lang w:val="fr_FR" w:bidi="fr_FR"/>
+        </w:rPr>
+        <w:t xml:space="preserve"> ; </w:t>
+      </w:r>
+      <w:r>
+        <w:rPr>
+          <w:lang w:val="fr_FR" w:bidi="fr_FR"/>
+        </w:rPr>
+        <w:t>2.14</w:t>
+      </w:r>
       <w:r>
         <w:rPr>
           <w:lang w:val="fr_FR" w:bidi="fr_FR"/>
         </w:rPr>
         <w:t>). Les bonnes œuvres sont pour le chrétien une façon de suivre l'exemple de Dieu, qui donne aux croyants de bonnes choses et le fait généreusement (</w:t>
       </w:r>
-      <w:hyperlink r:id="rId109">
-        <w:r>
-          <w:rPr>
-            <w:lang w:val="fr_FR" w:bidi="fr_FR"/>
-          </w:rPr>
-          <w:rPr>
-            <w:color w:val="0000EE"/>
-            <w:u w:val="single"/>
-          </w:rPr>
-          <w:t>1.5</w:t>
-        </w:r>
-      </w:hyperlink>
+      <w:r>
+        <w:rPr>
+          <w:lang w:val="fr_FR" w:bidi="fr_FR"/>
+        </w:rPr>
+        <w:t>1.5</w:t>
+      </w:r>
       <w:r>
         <w:rPr>
           <w:lang w:val="fr_FR" w:bidi="fr_FR"/>
         </w:rPr>
         <w:t xml:space="preserve">, </w:t>
       </w:r>
-      <w:hyperlink r:id="rId110">
-        <w:r>
-          <w:rPr>
-            <w:lang w:val="fr_FR" w:bidi="fr_FR"/>
-          </w:rPr>
-          <w:rPr>
-            <w:color w:val="0000EE"/>
-            <w:u w:val="single"/>
-          </w:rPr>
-          <w:t xml:space="preserve">17 </w:t>
-        </w:r>
-      </w:hyperlink>
+      <w:r>
+        <w:rPr>
+          <w:lang w:val="fr_FR" w:bidi="fr_FR"/>
+        </w:rPr>
+        <w:t xml:space="preserve">17 </w:t>
+      </w:r>
       <w:r>
         <w:rPr>
           <w:lang w:val="fr_FR" w:bidi="fr_FR"/>
         </w:rPr>
         <w:t xml:space="preserve">; </w:t>
       </w:r>
-      <w:hyperlink r:id="rId111">
-        <w:r>
-          <w:rPr>
-            <w:lang w:val="fr_FR" w:bidi="fr_FR"/>
-          </w:rPr>
-          <w:rPr>
-            <w:color w:val="0000EE"/>
-            <w:u w:val="single"/>
-          </w:rPr>
-          <w:t>4.6</w:t>
-        </w:r>
-      </w:hyperlink>
+      <w:r>
+        <w:rPr>
+          <w:lang w:val="fr_FR" w:bidi="fr_FR"/>
+        </w:rPr>
+        <w:t>4.6</w:t>
+      </w:r>
       <w:r>
         <w:rPr>
           <w:lang w:val="fr_FR" w:bidi="fr_FR"/>
         </w:rPr>
         <w:t>). Ainsi, la vraie foi et les bonnes œuvres sont inséparables. Comme le montre l'exemple d'Abraham, les bonnes œuvres montrent qu'une personne a véritablement la foi et est juste devant Dieu (</w:t>
       </w:r>
-      <w:hyperlink r:id="rId112">
-        <w:r>
-          <w:rPr>
-            <w:lang w:val="fr_FR" w:bidi="fr_FR"/>
-          </w:rPr>
-          <w:rPr>
-            <w:color w:val="0000EE"/>
-            <w:u w:val="single"/>
-          </w:rPr>
-          <w:t>2.23</w:t>
-        </w:r>
-      </w:hyperlink>
+      <w:r>
+        <w:rPr>
+          <w:lang w:val="fr_FR" w:bidi="fr_FR"/>
+        </w:rPr>
+        <w:t>2.23</w:t>
+      </w:r>
       <w:r>
         <w:rPr>
           <w:lang w:val="fr_FR" w:bidi="fr_FR"/>
         </w:rPr>
         <w:t xml:space="preserve"> ; voir </w:t>
       </w:r>
-      <w:hyperlink r:id="rId113">
-        <w:r>
-          <w:rPr>
-            <w:lang w:val="fr_FR" w:bidi="fr_FR"/>
-          </w:rPr>
-          <w:rPr>
-            <w:color w:val="0000EE"/>
-            <w:u w:val="single"/>
-          </w:rPr>
-          <w:t>Gn 15.6</w:t>
-        </w:r>
-      </w:hyperlink>
+      <w:r>
+        <w:rPr>
+          <w:lang w:val="fr_FR" w:bidi="fr_FR"/>
+        </w:rPr>
+        <w:t>Gn 15.6</w:t>
+      </w:r>
       <w:r>
         <w:rPr>
           <w:lang w:val="fr_FR" w:bidi="fr_FR"/>
@@ -2899,108 +2155,72 @@
         </w:rPr>
         <w:t xml:space="preserve">Jésus a enseigné et montré par son exemple que la foi signifie pratiquer le bien (voir </w:t>
       </w:r>
-      <w:hyperlink r:id="rId114">
-        <w:r>
-          <w:rPr>
-            <w:lang w:val="fr_FR" w:bidi="fr_FR"/>
-          </w:rPr>
-          <w:rPr>
-            <w:color w:val="0000EE"/>
-            <w:u w:val="single"/>
-          </w:rPr>
-          <w:t>Mt 5.13–16</w:t>
-        </w:r>
-      </w:hyperlink>
+      <w:r>
+        <w:rPr>
+          <w:lang w:val="fr_FR" w:bidi="fr_FR"/>
+        </w:rPr>
+        <w:t>Mt 5.13–16</w:t>
+      </w:r>
       <w:r>
         <w:rPr>
           <w:lang w:val="fr_FR" w:bidi="fr_FR"/>
         </w:rPr>
         <w:t>). Paul a également souligné l'importance des bonnes œuvres (</w:t>
       </w:r>
-      <w:hyperlink r:id="rId115">
-        <w:r>
-          <w:rPr>
-            <w:lang w:val="fr_FR" w:bidi="fr_FR"/>
-          </w:rPr>
-          <w:rPr>
-            <w:color w:val="0000EE"/>
-            <w:u w:val="single"/>
-          </w:rPr>
-          <w:t>Rm 2.6</w:t>
-        </w:r>
-      </w:hyperlink>
-      <w:r>
-        <w:rPr>
-          <w:lang w:val="fr_FR" w:bidi="fr_FR"/>
-        </w:rPr>
-        <w:t xml:space="preserve"> ; </w:t>
-      </w:r>
-      <w:hyperlink r:id="rId116">
-        <w:r>
-          <w:rPr>
-            <w:lang w:val="fr_FR" w:bidi="fr_FR"/>
-          </w:rPr>
-          <w:rPr>
-            <w:color w:val="0000EE"/>
-            <w:u w:val="single"/>
-          </w:rPr>
-          <w:t>Ga 6.5–10</w:t>
-        </w:r>
-      </w:hyperlink>
-      <w:r>
-        <w:rPr>
-          <w:lang w:val="fr_FR" w:bidi="fr_FR"/>
-        </w:rPr>
-        <w:t xml:space="preserve"> ; </w:t>
-      </w:r>
-      <w:hyperlink r:id="rId96">
-        <w:r>
-          <w:rPr>
-            <w:lang w:val="fr_FR" w:bidi="fr_FR"/>
-          </w:rPr>
-          <w:rPr>
-            <w:color w:val="0000EE"/>
-            <w:u w:val="single"/>
-          </w:rPr>
-          <w:t>Ep 2.10</w:t>
-        </w:r>
-      </w:hyperlink>
-      <w:r>
-        <w:rPr>
-          <w:lang w:val="fr_FR" w:bidi="fr_FR"/>
-        </w:rPr>
-        <w:t xml:space="preserve"> ; </w:t>
-      </w:r>
-      <w:hyperlink r:id="rId117">
-        <w:r>
-          <w:rPr>
-            <w:lang w:val="fr_FR" w:bidi="fr_FR"/>
-          </w:rPr>
-          <w:rPr>
-            <w:color w:val="0000EE"/>
-            <w:u w:val="single"/>
-          </w:rPr>
-          <w:t>Ph 2.12–13</w:t>
-        </w:r>
-      </w:hyperlink>
-      <w:r>
-        <w:rPr>
-          <w:lang w:val="fr_FR" w:bidi="fr_FR"/>
-        </w:rPr>
-        <w:t xml:space="preserve"> ; </w:t>
-      </w:r>
-      <w:hyperlink r:id="rId118">
-        <w:r>
-          <w:rPr>
-            <w:lang w:val="fr_FR" w:bidi="fr_FR"/>
-          </w:rPr>
-          <w:rPr>
-            <w:color w:val="0000EE"/>
-            <w:u w:val="single"/>
-          </w:rPr>
-          <w:t>1Th 1.3</w:t>
-        </w:r>
-      </w:hyperlink>
+      <w:r>
+        <w:rPr>
+          <w:lang w:val="fr_FR" w:bidi="fr_FR"/>
+        </w:rPr>
+        <w:t>Rm 2.6</w:t>
+      </w:r>
+      <w:r>
+        <w:rPr>
+          <w:lang w:val="fr_FR" w:bidi="fr_FR"/>
+        </w:rPr>
+        <w:t xml:space="preserve"> ; </w:t>
+      </w:r>
+      <w:r>
+        <w:rPr>
+          <w:lang w:val="fr_FR" w:bidi="fr_FR"/>
+        </w:rPr>
+        <w:t>Ga 6.5–10</w:t>
+      </w:r>
+      <w:r>
+        <w:rPr>
+          <w:lang w:val="fr_FR" w:bidi="fr_FR"/>
+        </w:rPr>
+        <w:t xml:space="preserve"> ; </w:t>
+      </w:r>
+      <w:r>
+        <w:rPr>
+          <w:lang w:val="fr_FR" w:bidi="fr_FR"/>
+        </w:rPr>
+        <w:t>Ep 2.10</w:t>
+      </w:r>
+      <w:r>
+        <w:rPr>
+          <w:lang w:val="fr_FR" w:bidi="fr_FR"/>
+        </w:rPr>
+        <w:t xml:space="preserve"> ; </w:t>
+      </w:r>
+      <w:r>
+        <w:rPr>
+          <w:lang w:val="fr_FR" w:bidi="fr_FR"/>
+        </w:rPr>
+        <w:t>Ph 2.12–13</w:t>
+      </w:r>
+      <w:r>
+        <w:rPr>
+          <w:lang w:val="fr_FR" w:bidi="fr_FR"/>
+        </w:rPr>
+        <w:t xml:space="preserve"> ; </w:t>
+      </w:r>
+      <w:r>
+        <w:rPr>
+          <w:lang w:val="fr_FR" w:bidi="fr_FR"/>
+        </w:rPr>
+        <w:t>1Th 1.3</w:t>
+      </w:r>
       <w:r>
         <w:rPr>
           <w:lang w:val="fr_FR" w:bidi="fr_FR"/>
@@ -3025,18 +2245,12 @@
         </w:rPr>
         <w:t>Faire du bien à ceux qui sont dans le besoin (</w:t>
       </w:r>
-      <w:hyperlink r:id="rId119">
-        <w:r>
-          <w:rPr>
-            <w:lang w:val="fr_FR" w:bidi="fr_FR"/>
-          </w:rPr>
-          <w:rPr>
-            <w:color w:val="0000EE"/>
-            <w:u w:val="single"/>
-          </w:rPr>
-          <w:t>1.27</w:t>
-        </w:r>
-      </w:hyperlink>
+      <w:r>
+        <w:rPr>
+          <w:lang w:val="fr_FR" w:bidi="fr_FR"/>
+        </w:rPr>
+        <w:t>1.27</w:t>
+      </w:r>
       <w:r>
         <w:rPr>
           <w:lang w:val="fr_FR" w:bidi="fr_FR"/>
@@ -3061,18 +2275,12 @@
         </w:rPr>
         <w:t>Ne pas favoriser les riches (</w:t>
       </w:r>
-      <w:hyperlink r:id="rId120">
-        <w:r>
-          <w:rPr>
-            <w:lang w:val="fr_FR" w:bidi="fr_FR"/>
-          </w:rPr>
-          <w:rPr>
-            <w:color w:val="0000EE"/>
-            <w:u w:val="single"/>
-          </w:rPr>
-          <w:t>2.1–7</w:t>
-        </w:r>
-      </w:hyperlink>
+      <w:r>
+        <w:rPr>
+          <w:lang w:val="fr_FR" w:bidi="fr_FR"/>
+        </w:rPr>
+        <w:t>2.1–7</w:t>
+      </w:r>
       <w:r>
         <w:rPr>
           <w:lang w:val="fr_FR" w:bidi="fr_FR"/>
@@ -3097,18 +2305,12 @@
         </w:rPr>
         <w:t>Aider les pauvres de façon concrète et matérielle (</w:t>
       </w:r>
-      <w:hyperlink r:id="rId121">
-        <w:r>
-          <w:rPr>
-            <w:lang w:val="fr_FR" w:bidi="fr_FR"/>
-          </w:rPr>
-          <w:rPr>
-            <w:color w:val="0000EE"/>
-            <w:u w:val="single"/>
-          </w:rPr>
-          <w:t>2.15–17</w:t>
-        </w:r>
-      </w:hyperlink>
+      <w:r>
+        <w:rPr>
+          <w:lang w:val="fr_FR" w:bidi="fr_FR"/>
+        </w:rPr>
+        <w:t>2.15–17</w:t>
+      </w:r>
       <w:r>
         <w:rPr>
           <w:lang w:val="fr_FR" w:bidi="fr_FR"/>
@@ -3133,18 +2335,12 @@
         </w:rPr>
         <w:t>Savoir contrôler sa langue (</w:t>
       </w:r>
-      <w:hyperlink r:id="rId122">
-        <w:r>
-          <w:rPr>
-            <w:lang w:val="fr_FR" w:bidi="fr_FR"/>
-          </w:rPr>
-          <w:rPr>
-            <w:color w:val="0000EE"/>
-            <w:u w:val="single"/>
-          </w:rPr>
-          <w:t>3.1–12</w:t>
-        </w:r>
-      </w:hyperlink>
+      <w:r>
+        <w:rPr>
+          <w:lang w:val="fr_FR" w:bidi="fr_FR"/>
+        </w:rPr>
+        <w:t>3.1–12</w:t>
+      </w:r>
       <w:r>
         <w:rPr>
           <w:lang w:val="fr_FR" w:bidi="fr_FR"/>
@@ -3169,18 +2365,12 @@
         </w:rPr>
         <w:t>Chercher la paix (</w:t>
       </w:r>
-      <w:hyperlink r:id="rId123">
-        <w:r>
-          <w:rPr>
-            <w:lang w:val="fr_FR" w:bidi="fr_FR"/>
-          </w:rPr>
-          <w:rPr>
-            <w:color w:val="0000EE"/>
-            <w:u w:val="single"/>
-          </w:rPr>
-          <w:t>3.17–18</w:t>
-        </w:r>
-      </w:hyperlink>
+      <w:r>
+        <w:rPr>
+          <w:lang w:val="fr_FR" w:bidi="fr_FR"/>
+        </w:rPr>
+        <w:t>3.17–18</w:t>
+      </w:r>
       <w:r>
         <w:rPr>
           <w:lang w:val="fr_FR" w:bidi="fr_FR"/>
@@ -3205,18 +2395,12 @@
         </w:rPr>
         <w:t>Éviter de condamner les autres (</w:t>
       </w:r>
-      <w:hyperlink r:id="rId124">
-        <w:r>
-          <w:rPr>
-            <w:lang w:val="fr_FR" w:bidi="fr_FR"/>
-          </w:rPr>
-          <w:rPr>
-            <w:color w:val="0000EE"/>
-            <w:u w:val="single"/>
-          </w:rPr>
-          <w:t>4.11–12</w:t>
-        </w:r>
-      </w:hyperlink>
+      <w:r>
+        <w:rPr>
+          <w:lang w:val="fr_FR" w:bidi="fr_FR"/>
+        </w:rPr>
+        <w:t>4.11–12</w:t>
+      </w:r>
       <w:r>
         <w:rPr>
           <w:lang w:val="fr_FR" w:bidi="fr_FR"/>
@@ -3237,18 +2421,12 @@
         </w:rPr>
         <w:t>Paul décrit de telles œuvres comme « la foi qui s'exprime par l'amour » (</w:t>
       </w:r>
-      <w:hyperlink r:id="rId94">
-        <w:r>
-          <w:rPr>
-            <w:lang w:val="fr_FR" w:bidi="fr_FR"/>
-          </w:rPr>
-          <w:rPr>
-            <w:color w:val="0000EE"/>
-            <w:u w:val="single"/>
-          </w:rPr>
-          <w:t>Ga 5.6</w:t>
-        </w:r>
-      </w:hyperlink>
+      <w:r>
+        <w:rPr>
+          <w:lang w:val="fr_FR" w:bidi="fr_FR"/>
+        </w:rPr>
+        <w:t>Ga 5.6</w:t>
+      </w:r>
       <w:r>
         <w:rPr>
           <w:lang w:val="fr_FR" w:bidi="fr_FR"/>
@@ -3278,540 +2456,360 @@
           <w:lang w:val="fr_FR" w:bidi="fr_FR"/>
         </w:rPr>
       </w:r>
-      <w:hyperlink r:id="rId125">
-        <w:r>
-          <w:rPr>
-            <w:lang w:val="fr_FR" w:bidi="fr_FR"/>
-          </w:rPr>
-          <w:rPr>
-            <w:color w:val="0000EE"/>
-            <w:u w:val="single"/>
-          </w:rPr>
-          <w:t xml:space="preserve">Genèse 17.1 </w:t>
-        </w:r>
-      </w:hyperlink>
+      <w:r>
+        <w:rPr>
+          <w:lang w:val="fr_FR" w:bidi="fr_FR"/>
+        </w:rPr>
+        <w:t xml:space="preserve">Genèse 17.1 </w:t>
+      </w:r>
       <w:r>
         <w:rPr>
           <w:lang w:val="fr_FR" w:bidi="fr_FR"/>
         </w:rPr>
         <w:t xml:space="preserve">; </w:t>
       </w:r>
-      <w:hyperlink r:id="rId126">
-        <w:r>
-          <w:rPr>
-            <w:lang w:val="fr_FR" w:bidi="fr_FR"/>
-          </w:rPr>
-          <w:rPr>
-            <w:color w:val="0000EE"/>
-            <w:u w:val="single"/>
-          </w:rPr>
-          <w:t xml:space="preserve">22.1–19 </w:t>
-        </w:r>
-      </w:hyperlink>
+      <w:r>
+        <w:rPr>
+          <w:lang w:val="fr_FR" w:bidi="fr_FR"/>
+        </w:rPr>
+        <w:t xml:space="preserve">22.1–19 </w:t>
+      </w:r>
       <w:r>
         <w:rPr>
           <w:lang w:val="fr_FR" w:bidi="fr_FR"/>
         </w:rPr>
         <w:t xml:space="preserve">; </w:t>
       </w:r>
-      <w:hyperlink r:id="rId127">
-        <w:r>
-          <w:rPr>
-            <w:lang w:val="fr_FR" w:bidi="fr_FR"/>
-          </w:rPr>
-          <w:rPr>
-            <w:color w:val="0000EE"/>
-            <w:u w:val="single"/>
-          </w:rPr>
-          <w:t xml:space="preserve">Lévitique 22.31 </w:t>
-        </w:r>
-      </w:hyperlink>
+      <w:r>
+        <w:rPr>
+          <w:lang w:val="fr_FR" w:bidi="fr_FR"/>
+        </w:rPr>
+        <w:t xml:space="preserve">Lévitique 22.31 </w:t>
+      </w:r>
       <w:r>
         <w:rPr>
           <w:lang w:val="fr_FR" w:bidi="fr_FR"/>
         </w:rPr>
         <w:t xml:space="preserve">; </w:t>
       </w:r>
-      <w:hyperlink r:id="rId128">
-        <w:r>
-          <w:rPr>
-            <w:lang w:val="fr_FR" w:bidi="fr_FR"/>
-          </w:rPr>
-          <w:rPr>
-            <w:color w:val="0000EE"/>
-            <w:u w:val="single"/>
-          </w:rPr>
-          <w:t xml:space="preserve">Habaquq 2.4 </w:t>
-        </w:r>
-      </w:hyperlink>
+      <w:r>
+        <w:rPr>
+          <w:lang w:val="fr_FR" w:bidi="fr_FR"/>
+        </w:rPr>
+        <w:t xml:space="preserve">Habaquq 2.4 </w:t>
+      </w:r>
       <w:r>
         <w:rPr>
           <w:lang w:val="fr_FR" w:bidi="fr_FR"/>
         </w:rPr>
         <w:t xml:space="preserve">; </w:t>
       </w:r>
-      <w:hyperlink r:id="rId90">
-        <w:r>
-          <w:rPr>
-            <w:lang w:val="fr_FR" w:bidi="fr_FR"/>
-          </w:rPr>
-          <w:rPr>
-            <w:color w:val="0000EE"/>
-            <w:u w:val="single"/>
-          </w:rPr>
-          <w:t>Matthieu 3.2</w:t>
-        </w:r>
-      </w:hyperlink>
+      <w:r>
+        <w:rPr>
+          <w:lang w:val="fr_FR" w:bidi="fr_FR"/>
+        </w:rPr>
+        <w:t>Matthieu 3.2</w:t>
+      </w:r>
       <w:r>
         <w:rPr>
           <w:lang w:val="fr_FR" w:bidi="fr_FR"/>
         </w:rPr>
         <w:t xml:space="preserve">, </w:t>
       </w:r>
-      <w:hyperlink r:id="rId91">
-        <w:r>
-          <w:rPr>
-            <w:lang w:val="fr_FR" w:bidi="fr_FR"/>
-          </w:rPr>
-          <w:rPr>
-            <w:color w:val="0000EE"/>
-            <w:u w:val="single"/>
-          </w:rPr>
-          <w:t xml:space="preserve">8–10 </w:t>
-        </w:r>
-      </w:hyperlink>
+      <w:r>
+        <w:rPr>
+          <w:lang w:val="fr_FR" w:bidi="fr_FR"/>
+        </w:rPr>
+        <w:t xml:space="preserve">8–10 </w:t>
+      </w:r>
       <w:r>
         <w:rPr>
           <w:lang w:val="fr_FR" w:bidi="fr_FR"/>
         </w:rPr>
         <w:t xml:space="preserve">; </w:t>
       </w:r>
-      <w:hyperlink r:id="rId89">
-        <w:r>
-          <w:rPr>
-            <w:lang w:val="fr_FR" w:bidi="fr_FR"/>
-          </w:rPr>
-          <w:rPr>
-            <w:color w:val="0000EE"/>
-            <w:u w:val="single"/>
-          </w:rPr>
-          <w:t xml:space="preserve">4.17 </w:t>
-        </w:r>
-      </w:hyperlink>
+      <w:r>
+        <w:rPr>
+          <w:lang w:val="fr_FR" w:bidi="fr_FR"/>
+        </w:rPr>
+        <w:t xml:space="preserve">4.17 </w:t>
+      </w:r>
       <w:r>
         <w:rPr>
           <w:lang w:val="fr_FR" w:bidi="fr_FR"/>
         </w:rPr>
         <w:t xml:space="preserve">; </w:t>
       </w:r>
-      <w:hyperlink r:id="rId100">
-        <w:r>
-          <w:rPr>
-            <w:lang w:val="fr_FR" w:bidi="fr_FR"/>
-          </w:rPr>
-          <w:rPr>
-            <w:color w:val="0000EE"/>
-            <w:u w:val="single"/>
-          </w:rPr>
-          <w:t>5.3–12</w:t>
-        </w:r>
-      </w:hyperlink>
+      <w:r>
+        <w:rPr>
+          <w:lang w:val="fr_FR" w:bidi="fr_FR"/>
+        </w:rPr>
+        <w:t>5.3–12</w:t>
+      </w:r>
       <w:r>
         <w:rPr>
           <w:lang w:val="fr_FR" w:bidi="fr_FR"/>
         </w:rPr>
         <w:t xml:space="preserve">, </w:t>
       </w:r>
-      <w:hyperlink r:id="rId101">
-        <w:r>
-          <w:rPr>
-            <w:lang w:val="fr_FR" w:bidi="fr_FR"/>
-          </w:rPr>
-          <w:rPr>
-            <w:color w:val="0000EE"/>
-            <w:u w:val="single"/>
-          </w:rPr>
-          <w:t xml:space="preserve">20–48 </w:t>
-        </w:r>
-      </w:hyperlink>
+      <w:r>
+        <w:rPr>
+          <w:lang w:val="fr_FR" w:bidi="fr_FR"/>
+        </w:rPr>
+        <w:t xml:space="preserve">20–48 </w:t>
+      </w:r>
       <w:r>
         <w:rPr>
           <w:lang w:val="fr_FR" w:bidi="fr_FR"/>
         </w:rPr>
         <w:t xml:space="preserve">; </w:t>
       </w:r>
-      <w:hyperlink r:id="rId85">
-        <w:r>
-          <w:rPr>
-            <w:lang w:val="fr_FR" w:bidi="fr_FR"/>
-          </w:rPr>
-          <w:rPr>
-            <w:color w:val="0000EE"/>
-            <w:u w:val="single"/>
-          </w:rPr>
-          <w:t xml:space="preserve">7.13–27 </w:t>
-        </w:r>
-      </w:hyperlink>
+      <w:r>
+        <w:rPr>
+          <w:lang w:val="fr_FR" w:bidi="fr_FR"/>
+        </w:rPr>
+        <w:t xml:space="preserve">7.13–27 </w:t>
+      </w:r>
       <w:r>
         <w:rPr>
           <w:lang w:val="fr_FR" w:bidi="fr_FR"/>
         </w:rPr>
         <w:t xml:space="preserve">; </w:t>
       </w:r>
-      <w:hyperlink r:id="rId129">
-        <w:r>
-          <w:rPr>
-            <w:lang w:val="fr_FR" w:bidi="fr_FR"/>
-          </w:rPr>
-          <w:rPr>
-            <w:color w:val="0000EE"/>
-            <w:u w:val="single"/>
-          </w:rPr>
-          <w:t xml:space="preserve">10.32–33 </w:t>
-        </w:r>
-      </w:hyperlink>
+      <w:r>
+        <w:rPr>
+          <w:lang w:val="fr_FR" w:bidi="fr_FR"/>
+        </w:rPr>
+        <w:t xml:space="preserve">10.32–33 </w:t>
+      </w:r>
       <w:r>
         <w:rPr>
           <w:lang w:val="fr_FR" w:bidi="fr_FR"/>
         </w:rPr>
         <w:t xml:space="preserve">; </w:t>
       </w:r>
-      <w:hyperlink r:id="rId92">
-        <w:r>
-          <w:rPr>
-            <w:lang w:val="fr_FR" w:bidi="fr_FR"/>
-          </w:rPr>
-          <w:rPr>
-            <w:color w:val="0000EE"/>
-            <w:u w:val="single"/>
-          </w:rPr>
-          <w:t xml:space="preserve">11.20–24 </w:t>
-        </w:r>
-      </w:hyperlink>
+      <w:r>
+        <w:rPr>
+          <w:lang w:val="fr_FR" w:bidi="fr_FR"/>
+        </w:rPr>
+        <w:t xml:space="preserve">11.20–24 </w:t>
+      </w:r>
       <w:r>
         <w:rPr>
           <w:lang w:val="fr_FR" w:bidi="fr_FR"/>
         </w:rPr>
         <w:t xml:space="preserve">; </w:t>
       </w:r>
-      <w:hyperlink r:id="rId130">
-        <w:r>
-          <w:rPr>
-            <w:lang w:val="fr_FR" w:bidi="fr_FR"/>
-          </w:rPr>
-          <w:rPr>
-            <w:color w:val="0000EE"/>
-            <w:u w:val="single"/>
-          </w:rPr>
-          <w:t xml:space="preserve">12.33–42 </w:t>
-        </w:r>
-      </w:hyperlink>
+      <w:r>
+        <w:rPr>
+          <w:lang w:val="fr_FR" w:bidi="fr_FR"/>
+        </w:rPr>
+        <w:t xml:space="preserve">12.33–42 </w:t>
+      </w:r>
       <w:r>
         <w:rPr>
           <w:lang w:val="fr_FR" w:bidi="fr_FR"/>
         </w:rPr>
         <w:t xml:space="preserve">; </w:t>
       </w:r>
-      <w:hyperlink r:id="rId86">
-        <w:r>
-          <w:rPr>
-            <w:lang w:val="fr_FR" w:bidi="fr_FR"/>
-          </w:rPr>
-          <w:rPr>
-            <w:color w:val="0000EE"/>
-            <w:u w:val="single"/>
-          </w:rPr>
-          <w:t>13.3–9</w:t>
-        </w:r>
-      </w:hyperlink>
+      <w:r>
+        <w:rPr>
+          <w:lang w:val="fr_FR" w:bidi="fr_FR"/>
+        </w:rPr>
+        <w:t>13.3–9</w:t>
+      </w:r>
       <w:r>
         <w:rPr>
           <w:lang w:val="fr_FR" w:bidi="fr_FR"/>
         </w:rPr>
         <w:t xml:space="preserve">, </w:t>
       </w:r>
-      <w:hyperlink r:id="rId87">
-        <w:r>
-          <w:rPr>
-            <w:lang w:val="fr_FR" w:bidi="fr_FR"/>
-          </w:rPr>
-          <w:rPr>
-            <w:color w:val="0000EE"/>
-            <w:u w:val="single"/>
-          </w:rPr>
-          <w:t xml:space="preserve">18–23 </w:t>
-        </w:r>
-      </w:hyperlink>
+      <w:r>
+        <w:rPr>
+          <w:lang w:val="fr_FR" w:bidi="fr_FR"/>
+        </w:rPr>
+        <w:t xml:space="preserve">18–23 </w:t>
+      </w:r>
       <w:r>
         <w:rPr>
           <w:lang w:val="fr_FR" w:bidi="fr_FR"/>
         </w:rPr>
         <w:t xml:space="preserve">; </w:t>
       </w:r>
-      <w:hyperlink r:id="rId84">
-        <w:r>
-          <w:rPr>
-            <w:lang w:val="fr_FR" w:bidi="fr_FR"/>
-          </w:rPr>
-          <w:rPr>
-            <w:color w:val="0000EE"/>
-            <w:u w:val="single"/>
-          </w:rPr>
-          <w:t xml:space="preserve">15.15–20 </w:t>
-        </w:r>
-      </w:hyperlink>
+      <w:r>
+        <w:rPr>
+          <w:lang w:val="fr_FR" w:bidi="fr_FR"/>
+        </w:rPr>
+        <w:t xml:space="preserve">15.15–20 </w:t>
+      </w:r>
       <w:r>
         <w:rPr>
           <w:lang w:val="fr_FR" w:bidi="fr_FR"/>
         </w:rPr>
         <w:t xml:space="preserve">; </w:t>
       </w:r>
-      <w:hyperlink r:id="rId88">
-        <w:r>
-          <w:rPr>
-            <w:lang w:val="fr_FR" w:bidi="fr_FR"/>
-          </w:rPr>
-          <w:rPr>
-            <w:color w:val="0000EE"/>
-            <w:u w:val="single"/>
-          </w:rPr>
-          <w:t xml:space="preserve">16.27 </w:t>
-        </w:r>
-      </w:hyperlink>
+      <w:r>
+        <w:rPr>
+          <w:lang w:val="fr_FR" w:bidi="fr_FR"/>
+        </w:rPr>
+        <w:t xml:space="preserve">16.27 </w:t>
+      </w:r>
       <w:r>
         <w:rPr>
           <w:lang w:val="fr_FR" w:bidi="fr_FR"/>
         </w:rPr>
         <w:t xml:space="preserve">; </w:t>
       </w:r>
-      <w:hyperlink r:id="rId131">
-        <w:r>
-          <w:rPr>
-            <w:lang w:val="fr_FR" w:bidi="fr_FR"/>
-          </w:rPr>
-          <w:rPr>
-            <w:color w:val="0000EE"/>
-            <w:u w:val="single"/>
-          </w:rPr>
-          <w:t xml:space="preserve">25.31–46 </w:t>
-        </w:r>
-      </w:hyperlink>
+      <w:r>
+        <w:rPr>
+          <w:lang w:val="fr_FR" w:bidi="fr_FR"/>
+        </w:rPr>
+        <w:t xml:space="preserve">25.31–46 </w:t>
+      </w:r>
       <w:r>
         <w:rPr>
           <w:lang w:val="fr_FR" w:bidi="fr_FR"/>
         </w:rPr>
         <w:t xml:space="preserve">; </w:t>
       </w:r>
-      <w:hyperlink r:id="rId132">
-        <w:r>
-          <w:rPr>
-            <w:lang w:val="fr_FR" w:bidi="fr_FR"/>
-          </w:rPr>
-          <w:rPr>
-            <w:color w:val="0000EE"/>
-            <w:u w:val="single"/>
-          </w:rPr>
-          <w:t xml:space="preserve">Jean 15.2 </w:t>
-        </w:r>
-      </w:hyperlink>
+      <w:r>
+        <w:rPr>
+          <w:lang w:val="fr_FR" w:bidi="fr_FR"/>
+        </w:rPr>
+        <w:t xml:space="preserve">Jean 15.2 </w:t>
+      </w:r>
       <w:r>
         <w:rPr>
           <w:lang w:val="fr_FR" w:bidi="fr_FR"/>
         </w:rPr>
         <w:t xml:space="preserve">; </w:t>
       </w:r>
-      <w:hyperlink r:id="rId115">
-        <w:r>
-          <w:rPr>
-            <w:lang w:val="fr_FR" w:bidi="fr_FR"/>
-          </w:rPr>
-          <w:rPr>
-            <w:color w:val="0000EE"/>
-            <w:u w:val="single"/>
-          </w:rPr>
-          <w:t xml:space="preserve">Romains 2.6 </w:t>
-        </w:r>
-      </w:hyperlink>
+      <w:r>
+        <w:rPr>
+          <w:lang w:val="fr_FR" w:bidi="fr_FR"/>
+        </w:rPr>
+        <w:t xml:space="preserve">Romains 2.6 </w:t>
+      </w:r>
       <w:r>
         <w:rPr>
           <w:lang w:val="fr_FR" w:bidi="fr_FR"/>
         </w:rPr>
         <w:t xml:space="preserve">; </w:t>
       </w:r>
-      <w:hyperlink r:id="rId94">
-        <w:r>
-          <w:rPr>
-            <w:lang w:val="fr_FR" w:bidi="fr_FR"/>
-          </w:rPr>
-          <w:rPr>
-            <w:color w:val="0000EE"/>
-            <w:u w:val="single"/>
-          </w:rPr>
-          <w:t>Galates 5.6</w:t>
-        </w:r>
-      </w:hyperlink>
+      <w:r>
+        <w:rPr>
+          <w:lang w:val="fr_FR" w:bidi="fr_FR"/>
+        </w:rPr>
+        <w:t>Galates 5.6</w:t>
+      </w:r>
       <w:r>
         <w:rPr>
           <w:lang w:val="fr_FR" w:bidi="fr_FR"/>
         </w:rPr>
         <w:t xml:space="preserve">, </w:t>
       </w:r>
-      <w:hyperlink r:id="rId133">
-        <w:r>
-          <w:rPr>
-            <w:lang w:val="fr_FR" w:bidi="fr_FR"/>
-          </w:rPr>
-          <w:rPr>
-            <w:color w:val="0000EE"/>
-            <w:u w:val="single"/>
-          </w:rPr>
-          <w:t xml:space="preserve">16–26 </w:t>
-        </w:r>
-      </w:hyperlink>
+      <w:r>
+        <w:rPr>
+          <w:lang w:val="fr_FR" w:bidi="fr_FR"/>
+        </w:rPr>
+        <w:t xml:space="preserve">16–26 </w:t>
+      </w:r>
       <w:r>
         <w:rPr>
           <w:lang w:val="fr_FR" w:bidi="fr_FR"/>
         </w:rPr>
         <w:t xml:space="preserve">; </w:t>
       </w:r>
-      <w:hyperlink r:id="rId116">
-        <w:r>
-          <w:rPr>
-            <w:lang w:val="fr_FR" w:bidi="fr_FR"/>
-          </w:rPr>
-          <w:rPr>
-            <w:color w:val="0000EE"/>
-            <w:u w:val="single"/>
-          </w:rPr>
-          <w:t xml:space="preserve">6.5–10 </w:t>
-        </w:r>
-      </w:hyperlink>
+      <w:r>
+        <w:rPr>
+          <w:lang w:val="fr_FR" w:bidi="fr_FR"/>
+        </w:rPr>
+        <w:t xml:space="preserve">6.5–10 </w:t>
+      </w:r>
       <w:r>
         <w:rPr>
           <w:lang w:val="fr_FR" w:bidi="fr_FR"/>
         </w:rPr>
         <w:t xml:space="preserve">; </w:t>
       </w:r>
-      <w:hyperlink r:id="rId134">
-        <w:r>
-          <w:rPr>
-            <w:lang w:val="fr_FR" w:bidi="fr_FR"/>
-          </w:rPr>
-          <w:rPr>
-            <w:color w:val="0000EE"/>
-            <w:u w:val="single"/>
-          </w:rPr>
-          <w:t>Éphésiens 2.8–10</w:t>
-        </w:r>
-      </w:hyperlink>
+      <w:r>
+        <w:rPr>
+          <w:lang w:val="fr_FR" w:bidi="fr_FR"/>
+        </w:rPr>
+        <w:t>Éphésiens 2.8–10</w:t>
+      </w:r>
       <w:r>
         <w:rPr>
           <w:lang w:val="fr_FR" w:bidi="fr_FR"/>
         </w:rPr>
         <w:t xml:space="preserve">; </w:t>
       </w:r>
-      <w:hyperlink r:id="rId135">
-        <w:r>
-          <w:rPr>
-            <w:lang w:val="fr_FR" w:bidi="fr_FR"/>
-          </w:rPr>
-          <w:rPr>
-            <w:color w:val="0000EE"/>
-            <w:u w:val="single"/>
-          </w:rPr>
-          <w:t xml:space="preserve">5.3–9 </w:t>
-        </w:r>
-      </w:hyperlink>
+      <w:r>
+        <w:rPr>
+          <w:lang w:val="fr_FR" w:bidi="fr_FR"/>
+        </w:rPr>
+        <w:t xml:space="preserve">5.3–9 </w:t>
+      </w:r>
       <w:r>
         <w:rPr>
           <w:lang w:val="fr_FR" w:bidi="fr_FR"/>
         </w:rPr>
         <w:t xml:space="preserve">; </w:t>
       </w:r>
-      <w:hyperlink r:id="rId117">
-        <w:r>
-          <w:rPr>
-            <w:lang w:val="fr_FR" w:bidi="fr_FR"/>
-          </w:rPr>
-          <w:rPr>
-            <w:color w:val="0000EE"/>
-            <w:u w:val="single"/>
-          </w:rPr>
-          <w:t xml:space="preserve">Philippiens 2.12–13 </w:t>
-        </w:r>
-      </w:hyperlink>
+      <w:r>
+        <w:rPr>
+          <w:lang w:val="fr_FR" w:bidi="fr_FR"/>
+        </w:rPr>
+        <w:t xml:space="preserve">Philippiens 2.12–13 </w:t>
+      </w:r>
       <w:r>
         <w:rPr>
           <w:lang w:val="fr_FR" w:bidi="fr_FR"/>
         </w:rPr>
         <w:t xml:space="preserve">; </w:t>
       </w:r>
-      <w:hyperlink r:id="rId136">
-        <w:r>
-          <w:rPr>
-            <w:lang w:val="fr_FR" w:bidi="fr_FR"/>
-          </w:rPr>
-          <w:rPr>
-            <w:color w:val="0000EE"/>
-            <w:u w:val="single"/>
-          </w:rPr>
-          <w:t xml:space="preserve">Hébreux 11.1–40 </w:t>
-        </w:r>
-      </w:hyperlink>
+      <w:r>
+        <w:rPr>
+          <w:lang w:val="fr_FR" w:bidi="fr_FR"/>
+        </w:rPr>
+        <w:t xml:space="preserve">Hébreux 11.1–40 </w:t>
+      </w:r>
       <w:r>
         <w:rPr>
           <w:lang w:val="fr_FR" w:bidi="fr_FR"/>
         </w:rPr>
         <w:t xml:space="preserve">; </w:t>
       </w:r>
-      <w:hyperlink r:id="rId105">
-        <w:r>
-          <w:rPr>
-            <w:lang w:val="fr_FR" w:bidi="fr_FR"/>
-          </w:rPr>
-          <w:rPr>
-            <w:color w:val="0000EE"/>
-            <w:u w:val="single"/>
-          </w:rPr>
-          <w:t xml:space="preserve">Jacques 2.14–26 </w:t>
-        </w:r>
-      </w:hyperlink>
+      <w:r>
+        <w:rPr>
+          <w:lang w:val="fr_FR" w:bidi="fr_FR"/>
+        </w:rPr>
+        <w:t xml:space="preserve">Jacques 2.14–26 </w:t>
+      </w:r>
       <w:r>
         <w:rPr>
           <w:lang w:val="fr_FR" w:bidi="fr_FR"/>
         </w:rPr>
         <w:t xml:space="preserve">; </w:t>
       </w:r>
-      <w:hyperlink r:id="rId98">
-        <w:r>
-          <w:rPr>
-            <w:lang w:val="fr_FR" w:bidi="fr_FR"/>
-          </w:rPr>
-          <w:rPr>
-            <w:color w:val="0000EE"/>
-            <w:u w:val="single"/>
-          </w:rPr>
-          <w:t xml:space="preserve">1 Jean 1.5–10 </w:t>
-        </w:r>
-      </w:hyperlink>
+      <w:r>
+        <w:rPr>
+          <w:lang w:val="fr_FR" w:bidi="fr_FR"/>
+        </w:rPr>
+        <w:t xml:space="preserve">1 Jean 1.5–10 </w:t>
+      </w:r>
       <w:r>
         <w:rPr>
           <w:lang w:val="fr_FR" w:bidi="fr_FR"/>
         </w:rPr>
         <w:t xml:space="preserve">; </w:t>
       </w:r>
-      <w:hyperlink r:id="rId137">
-        <w:r>
-          <w:rPr>
-            <w:lang w:val="fr_FR" w:bidi="fr_FR"/>
-          </w:rPr>
-          <w:rPr>
-            <w:color w:val="0000EE"/>
-            <w:u w:val="single"/>
-          </w:rPr>
-          <w:t>Apocalypse 21.6–8</w:t>
-        </w:r>
-      </w:hyperlink>
+      <w:r>
+        <w:rPr>
+          <w:lang w:val="fr_FR" w:bidi="fr_FR"/>
+        </w:rPr>
+        <w:t>Apocalypse 21.6–8</w:t>
+      </w:r>
       <w:r>
         <w:rPr>
           <w:lang w:val="fr_FR" w:bidi="fr_FR"/>
